--- a/docs/RPG_FC_Technical_Design_Document_v2.docx
+++ b/docs/RPG_FC_Technical_Design_Document_v2.docx
@@ -69,15 +69,7 @@
         <w:jc w:val="center"/>
       </w:pPr>
       <w:r>
-        <w:rPr>
-          <w:rFonts w:ascii="Calibri" w:cs="Calibri" w:eastAsia="Calibri" w:hAnsi="Calibri"/>
-          <w:i/>
-          <w:iCs/>
-          <w:color w:val="404040"/>
-          <w:sz w:val="24"/>
-          <w:szCs w:val="24"/>
-        </w:rPr>
-        <w:t xml:space="preserve">TypeScript end-to-end: Vite + React + TanStack Router + Hono + Drizzle. SQLite locally, Postgres on RDS, containerized for Fargate. Match simulation deferred to a separate Python service.</w:t>
+        <w:t>TypeScript end-to-end: Vite + React + TanStack Router + Hono + Drizzle. SQLite locally, Postgres on RDS, containerized for Fargate. A deterministic causal TypeScript match engine ships behind the stable SimEngine boundary.</w:t>
       </w:r>
     </w:p>
     <w:p>
@@ -229,17 +221,7 @@
         <w:spacing w:after="100" w:before="0" w:line="300"/>
       </w:pPr>
       <w:r>
-        <w:rPr>
-          <w:rFonts w:ascii="Calibri" w:cs="Calibri" w:eastAsia="Calibri" w:hAnsi="Calibri"/>
-          <w:b w:val="false"/>
-          <w:bCs w:val="false"/>
-          <w:i w:val="false"/>
-          <w:iCs w:val="false"/>
-          <w:color w:val="1A1A1A"/>
-          <w:sz w:val="22"/>
-          <w:szCs w:val="22"/>
-        </w:rPr>
-        <w:t xml:space="preserve">v1 specified a split stack (Python backend, TypeScript frontend). v2 unifies on TypeScript for the 90% of the application that is CRUD, rendering, prose generation, and UI composition, and defers the match simulation to a dedicated Python service that is outside the scope of this document and will be designed separately. This change is motivated by:</w:t>
+        <w:t>v1 specified a split stack (Python backend, TypeScript frontend). v2 unifies on TypeScript for the application and the first play-ready causal match engine. The stable SimEngine boundary still permits a future high-fidelity Python service without exposing simulation internals to routes or the web client.</w:t>
       </w:r>
     </w:p>
     <w:p>
@@ -309,13 +291,7 @@
         <w:spacing w:after="60" w:line="280"/>
       </w:pPr>
       <w:r>
-        <w:rPr>
-          <w:rFonts w:ascii="Calibri" w:cs="Calibri" w:eastAsia="Calibri" w:hAnsi="Calibri"/>
-          <w:color w:val="1A1A1A"/>
-          <w:sz w:val="22"/>
-          <w:szCs w:val="22"/>
-        </w:rPr>
-        <w:t xml:space="preserve">Cleaner carve-out for the eventual Python simulation service. The Hono backend treats the sim as a peer HTTP service, not as an in-process subsystem.</w:t>
+        <w:t>A clean optional carve-out remains for a future Python simulation service. The Hono backend can treat it as a peer HTTP service implementing the same SimEngine contract.</w:t>
       </w:r>
     </w:p>
     <w:p>
@@ -459,13 +435,7 @@
         <w:spacing w:after="60" w:line="280"/>
       </w:pPr>
       <w:r>
-        <w:rPr>
-          <w:rFonts w:ascii="Calibri" w:cs="Calibri" w:eastAsia="Calibri" w:hAnsi="Calibri"/>
-          <w:color w:val="1A1A1A"/>
-          <w:sz w:val="22"/>
-          <w:szCs w:val="22"/>
-        </w:rPr>
-        <w:t xml:space="preserve">A deterministic stub simulation module ships with v1 so that transfer windows, match results, and season progression can be exercised end-to-end without the real engine.</w:t>
+        <w:t>A deterministic causal TypeScript simulation module ships with v1 so tactics, player qualities, season pressure, match results, and progression can be exercised end-to-end.</w:t>
       </w:r>
     </w:p>
     <w:p>
@@ -590,13 +560,7 @@
         <w:spacing w:after="60" w:line="280"/>
       </w:pPr>
       <w:r>
-        <w:rPr>
-          <w:rFonts w:ascii="Calibri" w:cs="Calibri" w:eastAsia="Calibri" w:hAnsi="Calibri"/>
-          <w:color w:val="1A1A1A"/>
-          <w:sz w:val="22"/>
-          <w:szCs w:val="22"/>
-        </w:rPr>
-        <w:t xml:space="preserve">Specification of the match simulation engine. A separate Python simulation service will be designed in its own document. v1 ships with a deterministic stub (see §9).</w:t>
+        <w:t>A future high-fidelity Python simulation service remains outside this document. The play-ready TypeScript causal engine and its persistence contract are specified in §9.</w:t>
       </w:r>
     </w:p>
     <w:p>
@@ -819,17 +783,7 @@
         <w:spacing w:after="100" w:before="0" w:line="300"/>
       </w:pPr>
       <w:r>
-        <w:rPr>
-          <w:rFonts w:ascii="Calibri" w:cs="Calibri" w:eastAsia="Calibri" w:hAnsi="Calibri"/>
-          <w:b w:val="false"/>
-          <w:bCs w:val="false"/>
-          <w:i w:val="false"/>
-          <w:iCs w:val="false"/>
-          <w:color w:val="1A1A1A"/>
-          <w:sz w:val="22"/>
-          <w:szCs w:val="22"/>
-        </w:rPr>
-        <w:t xml:space="preserve">RPG FC is a single-process web application. A Node runtime serves both the Hono backend API and the compiled Vite/React frontend as static assets from the same container. The backend talks to a relational database (SQLite locally, Postgres in prod). The match simulation is abstracted behind an interface with a deterministic stub implementation in v1; the eventual real implementation will be a separate Python service the Hono backend calls over HTTP.</w:t>
+        <w:t>RPG FC is a single-process web application. A Node runtime serves both the Hono backend API and compiled Vite/React frontend. The backend uses SQLite locally and Postgres in production. Match simulation is abstracted behind SimEngine; v1 uses a deterministic, event-driven TypeScript implementation and may later delegate to a peer Python service.</w:t>
       </w:r>
     </w:p>
     <w:p>
@@ -5435,1183 +5389,1183 @@
                 <w:sz w:val="18"/>
                 <w:szCs w:val="18"/>
               </w:rPr>
-              <w:t xml:space="preserve">rpgfc/</w:t>
-            </w:r>
-          </w:p>
-          <w:p>
-            <w:pPr>
-              <w:spacing w:after="0" w:line="260"/>
-            </w:pPr>
-            <w:r>
-              <w:rPr>
-                <w:rFonts w:ascii="Consolas" w:cs="Consolas" w:eastAsia="Consolas" w:hAnsi="Consolas"/>
-                <w:color w:val="1A1A1A"/>
-                <w:sz w:val="18"/>
-                <w:szCs w:val="18"/>
-              </w:rPr>
-              <w:t xml:space="preserve">├── package.json                      # workspace root</w:t>
-            </w:r>
-          </w:p>
-          <w:p>
-            <w:pPr>
-              <w:spacing w:after="0" w:line="260"/>
-            </w:pPr>
-            <w:r>
-              <w:rPr>
-                <w:rFonts w:ascii="Consolas" w:cs="Consolas" w:eastAsia="Consolas" w:hAnsi="Consolas"/>
-                <w:color w:val="1A1A1A"/>
-                <w:sz w:val="18"/>
-                <w:szCs w:val="18"/>
-              </w:rPr>
-              <w:t xml:space="preserve">├── pnpm-workspace.yaml</w:t>
-            </w:r>
-          </w:p>
-          <w:p>
-            <w:pPr>
-              <w:spacing w:after="0" w:line="260"/>
-            </w:pPr>
-            <w:r>
-              <w:rPr>
-                <w:rFonts w:ascii="Consolas" w:cs="Consolas" w:eastAsia="Consolas" w:hAnsi="Consolas"/>
-                <w:color w:val="1A1A1A"/>
-                <w:sz w:val="18"/>
-                <w:szCs w:val="18"/>
-              </w:rPr>
-              <w:t xml:space="preserve">├── turbo.json                        # Turborepo for task orchestration</w:t>
-            </w:r>
-          </w:p>
-          <w:p>
-            <w:pPr>
-              <w:spacing w:after="0" w:line="260"/>
-            </w:pPr>
-            <w:r>
-              <w:rPr>
-                <w:rFonts w:ascii="Consolas" w:cs="Consolas" w:eastAsia="Consolas" w:hAnsi="Consolas"/>
-                <w:color w:val="1A1A1A"/>
-                <w:sz w:val="18"/>
-                <w:szCs w:val="18"/>
-              </w:rPr>
-              <w:t xml:space="preserve">├── tsconfig.base.json                # strict TS config inherited by all packages</w:t>
-            </w:r>
-          </w:p>
-          <w:p>
-            <w:pPr>
-              <w:spacing w:after="0" w:line="260"/>
-            </w:pPr>
-            <w:r>
-              <w:rPr>
-                <w:rFonts w:ascii="Consolas" w:cs="Consolas" w:eastAsia="Consolas" w:hAnsi="Consolas"/>
-                <w:color w:val="1A1A1A"/>
-                <w:sz w:val="18"/>
-                <w:szCs w:val="18"/>
-              </w:rPr>
-              <w:t xml:space="preserve">├── .eslintrc.cjs                     # hosts no-numbers custom rule</w:t>
-            </w:r>
-          </w:p>
-          <w:p>
-            <w:pPr>
-              <w:spacing w:after="0" w:line="260"/>
-            </w:pPr>
-            <w:r>
-              <w:rPr>
-                <w:rFonts w:ascii="Consolas" w:cs="Consolas" w:eastAsia="Consolas" w:hAnsi="Consolas"/>
-                <w:color w:val="1A1A1A"/>
-                <w:sz w:val="18"/>
-                <w:szCs w:val="18"/>
-              </w:rPr>
-              <w:t xml:space="preserve">├── .prettierrc</w:t>
-            </w:r>
-          </w:p>
-          <w:p>
-            <w:pPr>
-              <w:spacing w:after="0" w:line="260"/>
-            </w:pPr>
-            <w:r>
-              <w:rPr>
-                <w:rFonts w:ascii="Consolas" w:cs="Consolas" w:eastAsia="Consolas" w:hAnsi="Consolas"/>
-                <w:color w:val="1A1A1A"/>
-                <w:sz w:val="18"/>
-                <w:szCs w:val="18"/>
-              </w:rPr>
-              <w:t xml:space="preserve">├── .github/</w:t>
-            </w:r>
-          </w:p>
-          <w:p>
-            <w:pPr>
-              <w:spacing w:after="0" w:line="260"/>
-            </w:pPr>
-            <w:r>
-              <w:rPr>
-                <w:rFonts w:ascii="Consolas" w:cs="Consolas" w:eastAsia="Consolas" w:hAnsi="Consolas"/>
-                <w:color w:val="1A1A1A"/>
-                <w:sz w:val="18"/>
-                <w:szCs w:val="18"/>
-              </w:rPr>
-              <w:t xml:space="preserve">│   └── workflows/</w:t>
-            </w:r>
-          </w:p>
-          <w:p>
-            <w:pPr>
-              <w:spacing w:after="0" w:line="260"/>
-            </w:pPr>
-            <w:r>
-              <w:rPr>
-                <w:rFonts w:ascii="Consolas" w:cs="Consolas" w:eastAsia="Consolas" w:hAnsi="Consolas"/>
-                <w:color w:val="1A1A1A"/>
-                <w:sz w:val="18"/>
-                <w:szCs w:val="18"/>
-              </w:rPr>
-              <w:t xml:space="preserve">│       ├── ci.yml                    # matrix: sqlite + postgres</w:t>
-            </w:r>
-          </w:p>
-          <w:p>
-            <w:pPr>
-              <w:spacing w:after="0" w:line="260"/>
-            </w:pPr>
-            <w:r>
-              <w:rPr>
-                <w:rFonts w:ascii="Consolas" w:cs="Consolas" w:eastAsia="Consolas" w:hAnsi="Consolas"/>
-                <w:color w:val="1A1A1A"/>
-                <w:sz w:val="18"/>
-                <w:szCs w:val="18"/>
-              </w:rPr>
-              <w:t xml:space="preserve">│       └── deploy.yml                # tag-driven deploy to Fargate</w:t>
-            </w:r>
-          </w:p>
-          <w:p>
-            <w:pPr>
-              <w:spacing w:after="0" w:line="260"/>
-            </w:pPr>
-            <w:r>
-              <w:rPr>
-                <w:rFonts w:ascii="Consolas" w:cs="Consolas" w:eastAsia="Consolas" w:hAnsi="Consolas"/>
-                <w:color w:val="1A1A1A"/>
-                <w:sz w:val="18"/>
-                <w:szCs w:val="18"/>
-              </w:rPr>
-              <w:t xml:space="preserve">├── docker/</w:t>
-            </w:r>
-          </w:p>
-          <w:p>
-            <w:pPr>
-              <w:spacing w:after="0" w:line="260"/>
-            </w:pPr>
-            <w:r>
-              <w:rPr>
-                <w:rFonts w:ascii="Consolas" w:cs="Consolas" w:eastAsia="Consolas" w:hAnsi="Consolas"/>
-                <w:color w:val="1A1A1A"/>
-                <w:sz w:val="18"/>
-                <w:szCs w:val="18"/>
-              </w:rPr>
-              <w:t xml:space="preserve">│   ├── Dockerfile                    # multi-stage: build -&gt; runtime</w:t>
-            </w:r>
-          </w:p>
-          <w:p>
-            <w:pPr>
-              <w:spacing w:after="0" w:line="260"/>
-            </w:pPr>
-            <w:r>
-              <w:rPr>
-                <w:rFonts w:ascii="Consolas" w:cs="Consolas" w:eastAsia="Consolas" w:hAnsi="Consolas"/>
-                <w:color w:val="1A1A1A"/>
-                <w:sz w:val="18"/>
-                <w:szCs w:val="18"/>
-              </w:rPr>
-              <w:t xml:space="preserve">│   └── entrypoint.sh                 # runs migrations, then node server</w:t>
-            </w:r>
-          </w:p>
-          <w:p>
-            <w:pPr>
-              <w:spacing w:after="0" w:line="260"/>
-            </w:pPr>
-            <w:r>
-              <w:rPr>
-                <w:rFonts w:ascii="Consolas" w:cs="Consolas" w:eastAsia="Consolas" w:hAnsi="Consolas"/>
-                <w:color w:val="1A1A1A"/>
-                <w:sz w:val="18"/>
-                <w:szCs w:val="18"/>
-              </w:rPr>
-              <w:t xml:space="preserve">├── docs/</w:t>
-            </w:r>
-          </w:p>
-          <w:p>
-            <w:pPr>
-              <w:spacing w:after="0" w:line="260"/>
-            </w:pPr>
-            <w:r>
-              <w:rPr>
-                <w:rFonts w:ascii="Consolas" w:cs="Consolas" w:eastAsia="Consolas" w:hAnsi="Consolas"/>
-                <w:color w:val="1A1A1A"/>
-                <w:sz w:val="18"/>
-                <w:szCs w:val="18"/>
-              </w:rPr>
-              <w:t xml:space="preserve">│   ├── PRD.md                        # from RPG_FC_Product_Requirements_Document.docx</w:t>
-            </w:r>
-          </w:p>
-          <w:p>
-            <w:pPr>
-              <w:spacing w:after="0" w:line="260"/>
-            </w:pPr>
-            <w:r>
-              <w:rPr>
-                <w:rFonts w:ascii="Consolas" w:cs="Consolas" w:eastAsia="Consolas" w:hAnsi="Consolas"/>
-                <w:color w:val="1A1A1A"/>
-                <w:sz w:val="18"/>
-                <w:szCs w:val="18"/>
-              </w:rPr>
-              <w:t xml:space="preserve">│   ├── TDD.md                        # this document</w:t>
-            </w:r>
-          </w:p>
-          <w:p>
-            <w:pPr>
-              <w:spacing w:after="0" w:line="260"/>
-            </w:pPr>
-            <w:r>
-              <w:rPr>
-                <w:rFonts w:ascii="Consolas" w:cs="Consolas" w:eastAsia="Consolas" w:hAnsi="Consolas"/>
-                <w:color w:val="1A1A1A"/>
-                <w:sz w:val="18"/>
-                <w:szCs w:val="18"/>
-              </w:rPr>
-              <w:t xml:space="preserve">│   ├── StyleGuide.md</w:t>
-            </w:r>
-          </w:p>
-          <w:p>
-            <w:pPr>
-              <w:spacing w:after="0" w:line="260"/>
-            </w:pPr>
-            <w:r>
-              <w:rPr>
-                <w:rFonts w:ascii="Consolas" w:cs="Consolas" w:eastAsia="Consolas" w:hAnsi="Consolas"/>
-                <w:color w:val="1A1A1A"/>
-                <w:sz w:val="18"/>
-                <w:szCs w:val="18"/>
-              </w:rPr>
-              <w:t xml:space="preserve">│   └── BuildPlan.md</w:t>
-            </w:r>
-          </w:p>
-          <w:p>
-            <w:pPr>
-              <w:spacing w:after="0" w:line="260"/>
-            </w:pPr>
-            <w:r>
-              <w:rPr>
-                <w:rFonts w:ascii="Consolas" w:cs="Consolas" w:eastAsia="Consolas" w:hAnsi="Consolas"/>
-                <w:color w:val="1A1A1A"/>
-                <w:sz w:val="18"/>
-                <w:szCs w:val="18"/>
-              </w:rPr>
-              <w:t xml:space="preserve">├── packages/</w:t>
-            </w:r>
-          </w:p>
-          <w:p>
-            <w:pPr>
-              <w:spacing w:after="0" w:line="260"/>
-            </w:pPr>
-            <w:r>
-              <w:rPr>
-                <w:rFonts w:ascii="Consolas" w:cs="Consolas" w:eastAsia="Consolas" w:hAnsi="Consolas"/>
-                <w:color w:val="1A1A1A"/>
-                <w:sz w:val="18"/>
-                <w:szCs w:val="18"/>
-              </w:rPr>
-              <w:t xml:space="preserve">│   ├── shared/</w:t>
-            </w:r>
-          </w:p>
-          <w:p>
-            <w:pPr>
-              <w:spacing w:after="0" w:line="260"/>
-            </w:pPr>
-            <w:r>
-              <w:rPr>
-                <w:rFonts w:ascii="Consolas" w:cs="Consolas" w:eastAsia="Consolas" w:hAnsi="Consolas"/>
-                <w:color w:val="1A1A1A"/>
-                <w:sz w:val="18"/>
-                <w:szCs w:val="18"/>
-              </w:rPr>
-              <w:t xml:space="preserve">│   │   ├── package.json</w:t>
-            </w:r>
-          </w:p>
-          <w:p>
-            <w:pPr>
-              <w:spacing w:after="0" w:line="260"/>
-            </w:pPr>
-            <w:r>
-              <w:rPr>
-                <w:rFonts w:ascii="Consolas" w:cs="Consolas" w:eastAsia="Consolas" w:hAnsi="Consolas"/>
-                <w:color w:val="1A1A1A"/>
-                <w:sz w:val="18"/>
-                <w:szCs w:val="18"/>
-              </w:rPr>
-              <w:t xml:space="preserve">│   │   └── src/</w:t>
-            </w:r>
-          </w:p>
-          <w:p>
-            <w:pPr>
-              <w:spacing w:after="0" w:line="260"/>
-            </w:pPr>
-            <w:r>
-              <w:rPr>
-                <w:rFonts w:ascii="Consolas" w:cs="Consolas" w:eastAsia="Consolas" w:hAnsi="Consolas"/>
-                <w:color w:val="1A1A1A"/>
-                <w:sz w:val="18"/>
-                <w:szCs w:val="18"/>
-              </w:rPr>
-              <w:t xml:space="preserve">│   │       ├── types/</w:t>
-            </w:r>
-          </w:p>
-          <w:p>
-            <w:pPr>
-              <w:spacing w:after="0" w:line="260"/>
-            </w:pPr>
-            <w:r>
-              <w:rPr>
-                <w:rFonts w:ascii="Consolas" w:cs="Consolas" w:eastAsia="Consolas" w:hAnsi="Consolas"/>
-                <w:color w:val="1A1A1A"/>
-                <w:sz w:val="18"/>
-                <w:szCs w:val="18"/>
-              </w:rPr>
-              <w:t xml:space="preserve">│   │       │   ├── player.ts         # RenderedPlayer, HiddenPlayer (branded)</w:t>
-            </w:r>
-          </w:p>
-          <w:p>
-            <w:pPr>
-              <w:spacing w:after="0" w:line="260"/>
-            </w:pPr>
-            <w:r>
-              <w:rPr>
-                <w:rFonts w:ascii="Consolas" w:cs="Consolas" w:eastAsia="Consolas" w:hAnsi="Consolas"/>
-                <w:color w:val="1A1A1A"/>
-                <w:sz w:val="18"/>
-                <w:szCs w:val="18"/>
-              </w:rPr>
-              <w:t xml:space="preserve">│   │       │   ├── badge.ts</w:t>
-            </w:r>
-          </w:p>
-          <w:p>
-            <w:pPr>
-              <w:spacing w:after="0" w:line="260"/>
-            </w:pPr>
-            <w:r>
-              <w:rPr>
-                <w:rFonts w:ascii="Consolas" w:cs="Consolas" w:eastAsia="Consolas" w:hAnsi="Consolas"/>
-                <w:color w:val="1A1A1A"/>
-                <w:sz w:val="18"/>
-                <w:szCs w:val="18"/>
-              </w:rPr>
-              <w:t xml:space="preserve">│   │       │   ├── certainty.ts</w:t>
-            </w:r>
-          </w:p>
-          <w:p>
-            <w:pPr>
-              <w:spacing w:after="0" w:line="260"/>
-            </w:pPr>
-            <w:r>
-              <w:rPr>
-                <w:rFonts w:ascii="Consolas" w:cs="Consolas" w:eastAsia="Consolas" w:hAnsi="Consolas"/>
-                <w:color w:val="1A1A1A"/>
-                <w:sz w:val="18"/>
-                <w:szCs w:val="18"/>
-              </w:rPr>
-              <w:t xml:space="preserve">│   │       │   └── index.ts</w:t>
-            </w:r>
-          </w:p>
-          <w:p>
-            <w:pPr>
-              <w:spacing w:after="0" w:line="260"/>
-            </w:pPr>
-            <w:r>
-              <w:rPr>
-                <w:rFonts w:ascii="Consolas" w:cs="Consolas" w:eastAsia="Consolas" w:hAnsi="Consolas"/>
-                <w:color w:val="1A1A1A"/>
-                <w:sz w:val="18"/>
-                <w:szCs w:val="18"/>
-              </w:rPr>
-              <w:t xml:space="preserve">│   │       ├── schemas/              # Zod schemas shared by server + web</w:t>
-            </w:r>
-          </w:p>
-          <w:p>
-            <w:pPr>
-              <w:spacing w:after="0" w:line="260"/>
-            </w:pPr>
-            <w:r>
-              <w:rPr>
-                <w:rFonts w:ascii="Consolas" w:cs="Consolas" w:eastAsia="Consolas" w:hAnsi="Consolas"/>
-                <w:color w:val="1A1A1A"/>
-                <w:sz w:val="18"/>
-                <w:szCs w:val="18"/>
-              </w:rPr>
-              <w:t xml:space="preserve">│   │       │   ├── player.ts</w:t>
-            </w:r>
-          </w:p>
-          <w:p>
-            <w:pPr>
-              <w:spacing w:after="0" w:line="260"/>
-            </w:pPr>
-            <w:r>
-              <w:rPr>
-                <w:rFonts w:ascii="Consolas" w:cs="Consolas" w:eastAsia="Consolas" w:hAnsi="Consolas"/>
-                <w:color w:val="1A1A1A"/>
-                <w:sz w:val="18"/>
-                <w:szCs w:val="18"/>
-              </w:rPr>
-              <w:t xml:space="preserve">│   │       │   ├── transfer.ts</w:t>
-            </w:r>
-          </w:p>
-          <w:p>
-            <w:pPr>
-              <w:spacing w:after="0" w:line="260"/>
-            </w:pPr>
-            <w:r>
-              <w:rPr>
-                <w:rFonts w:ascii="Consolas" w:cs="Consolas" w:eastAsia="Consolas" w:hAnsi="Consolas"/>
-                <w:color w:val="1A1A1A"/>
-                <w:sz w:val="18"/>
-                <w:szCs w:val="18"/>
-              </w:rPr>
-              <w:t xml:space="preserve">│   │       │   └── index.ts</w:t>
-            </w:r>
-          </w:p>
-          <w:p>
-            <w:pPr>
-              <w:spacing w:after="0" w:line="260"/>
-            </w:pPr>
-            <w:r>
-              <w:rPr>
-                <w:rFonts w:ascii="Consolas" w:cs="Consolas" w:eastAsia="Consolas" w:hAnsi="Consolas"/>
-                <w:color w:val="1A1A1A"/>
-                <w:sz w:val="18"/>
-                <w:szCs w:val="18"/>
-              </w:rPr>
-              <w:t xml:space="preserve">│   │       └── constants/</w:t>
-            </w:r>
-          </w:p>
-          <w:p>
-            <w:pPr>
-              <w:spacing w:after="0" w:line="260"/>
-            </w:pPr>
-            <w:r>
-              <w:rPr>
-                <w:rFonts w:ascii="Consolas" w:cs="Consolas" w:eastAsia="Consolas" w:hAnsi="Consolas"/>
-                <w:color w:val="1A1A1A"/>
-                <w:sz w:val="18"/>
-                <w:szCs w:val="18"/>
-              </w:rPr>
-              <w:t xml:space="preserve">│   │           ├── badges.ts         # seed badge library</w:t>
-            </w:r>
-          </w:p>
-          <w:p>
-            <w:pPr>
-              <w:spacing w:after="0" w:line="260"/>
-            </w:pPr>
-            <w:r>
-              <w:rPr>
-                <w:rFonts w:ascii="Consolas" w:cs="Consolas" w:eastAsia="Consolas" w:hAnsi="Consolas"/>
-                <w:color w:val="1A1A1A"/>
-                <w:sz w:val="18"/>
-                <w:szCs w:val="18"/>
-              </w:rPr>
-              <w:t xml:space="preserve">│   │           └── tiers.ts</w:t>
-            </w:r>
-          </w:p>
-          <w:p>
-            <w:pPr>
-              <w:spacing w:after="0" w:line="260"/>
-            </w:pPr>
-            <w:r>
-              <w:rPr>
-                <w:rFonts w:ascii="Consolas" w:cs="Consolas" w:eastAsia="Consolas" w:hAnsi="Consolas"/>
-                <w:color w:val="1A1A1A"/>
-                <w:sz w:val="18"/>
-                <w:szCs w:val="18"/>
-              </w:rPr>
-              <w:t xml:space="preserve">│   ├── server/</w:t>
-            </w:r>
-          </w:p>
-          <w:p>
-            <w:pPr>
-              <w:spacing w:after="0" w:line="260"/>
-            </w:pPr>
-            <w:r>
-              <w:rPr>
-                <w:rFonts w:ascii="Consolas" w:cs="Consolas" w:eastAsia="Consolas" w:hAnsi="Consolas"/>
-                <w:color w:val="1A1A1A"/>
-                <w:sz w:val="18"/>
-                <w:szCs w:val="18"/>
-              </w:rPr>
-              <w:t xml:space="preserve">│   │   ├── package.json</w:t>
-            </w:r>
-          </w:p>
-          <w:p>
-            <w:pPr>
-              <w:spacing w:after="0" w:line="260"/>
-            </w:pPr>
-            <w:r>
-              <w:rPr>
-                <w:rFonts w:ascii="Consolas" w:cs="Consolas" w:eastAsia="Consolas" w:hAnsi="Consolas"/>
-                <w:color w:val="1A1A1A"/>
-                <w:sz w:val="18"/>
-                <w:szCs w:val="18"/>
-              </w:rPr>
-              <w:t xml:space="preserve">│   │   └── src/</w:t>
-            </w:r>
-          </w:p>
-          <w:p>
-            <w:pPr>
-              <w:spacing w:after="0" w:line="260"/>
-            </w:pPr>
-            <w:r>
-              <w:rPr>
-                <w:rFonts w:ascii="Consolas" w:cs="Consolas" w:eastAsia="Consolas" w:hAnsi="Consolas"/>
-                <w:color w:val="1A1A1A"/>
-                <w:sz w:val="18"/>
-                <w:szCs w:val="18"/>
-              </w:rPr>
-              <w:t xml:space="preserve">│   │       ├── index.ts              # Hono app bootstrap</w:t>
-            </w:r>
-          </w:p>
-          <w:p>
-            <w:pPr>
-              <w:spacing w:after="0" w:line="260"/>
-            </w:pPr>
-            <w:r>
-              <w:rPr>
-                <w:rFonts w:ascii="Consolas" w:cs="Consolas" w:eastAsia="Consolas" w:hAnsi="Consolas"/>
-                <w:color w:val="1A1A1A"/>
-                <w:sz w:val="18"/>
-                <w:szCs w:val="18"/>
-              </w:rPr>
-              <w:t xml:space="preserve">│   │       ├── db/</w:t>
-            </w:r>
-          </w:p>
-          <w:p>
-            <w:pPr>
-              <w:spacing w:after="0" w:line="260"/>
-            </w:pPr>
-            <w:r>
-              <w:rPr>
-                <w:rFonts w:ascii="Consolas" w:cs="Consolas" w:eastAsia="Consolas" w:hAnsi="Consolas"/>
-                <w:color w:val="1A1A1A"/>
-                <w:sz w:val="18"/>
-                <w:szCs w:val="18"/>
-              </w:rPr>
-              <w:t xml:space="preserve">│   │       │   ├── client.ts         # dialect-aware Drizzle client</w:t>
-            </w:r>
-          </w:p>
-          <w:p>
-            <w:pPr>
-              <w:spacing w:after="0" w:line="260"/>
-            </w:pPr>
-            <w:r>
-              <w:rPr>
-                <w:rFonts w:ascii="Consolas" w:cs="Consolas" w:eastAsia="Consolas" w:hAnsi="Consolas"/>
-                <w:color w:val="1A1A1A"/>
-                <w:sz w:val="18"/>
-                <w:szCs w:val="18"/>
-              </w:rPr>
-              <w:t xml:space="preserve">│   │       │   ├── schema.ts         # Drizzle table definitions</w:t>
-            </w:r>
-          </w:p>
-          <w:p>
-            <w:pPr>
-              <w:spacing w:after="0" w:line="260"/>
-            </w:pPr>
-            <w:r>
-              <w:rPr>
-                <w:rFonts w:ascii="Consolas" w:cs="Consolas" w:eastAsia="Consolas" w:hAnsi="Consolas"/>
-                <w:color w:val="1A1A1A"/>
-                <w:sz w:val="18"/>
-                <w:szCs w:val="18"/>
-              </w:rPr>
-              <w:t xml:space="preserve">│   │       │   └── migrations/</w:t>
-            </w:r>
-          </w:p>
-          <w:p>
-            <w:pPr>
-              <w:spacing w:after="0" w:line="260"/>
-            </w:pPr>
-            <w:r>
-              <w:rPr>
-                <w:rFonts w:ascii="Consolas" w:cs="Consolas" w:eastAsia="Consolas" w:hAnsi="Consolas"/>
-                <w:color w:val="1A1A1A"/>
-                <w:sz w:val="18"/>
-                <w:szCs w:val="18"/>
-              </w:rPr>
-              <w:t xml:space="preserve">│   │       │       ├── sqlite/</w:t>
-            </w:r>
-          </w:p>
-          <w:p>
-            <w:pPr>
-              <w:spacing w:after="0" w:line="260"/>
-            </w:pPr>
-            <w:r>
-              <w:rPr>
-                <w:rFonts w:ascii="Consolas" w:cs="Consolas" w:eastAsia="Consolas" w:hAnsi="Consolas"/>
-                <w:color w:val="1A1A1A"/>
-                <w:sz w:val="18"/>
-                <w:szCs w:val="18"/>
-              </w:rPr>
-              <w:t xml:space="preserve">│   │       │       └── postgres/</w:t>
-            </w:r>
-          </w:p>
-          <w:p>
-            <w:pPr>
-              <w:spacing w:after="0" w:line="260"/>
-            </w:pPr>
-            <w:r>
-              <w:rPr>
-                <w:rFonts w:ascii="Consolas" w:cs="Consolas" w:eastAsia="Consolas" w:hAnsi="Consolas"/>
-                <w:color w:val="1A1A1A"/>
-                <w:sz w:val="18"/>
-                <w:szCs w:val="18"/>
-              </w:rPr>
-              <w:t xml:space="preserve">│   │       ├── domain/               # pure types, no framework imports</w:t>
-            </w:r>
-          </w:p>
-          <w:p>
-            <w:pPr>
-              <w:spacing w:after="0" w:line="260"/>
-            </w:pPr>
-            <w:r>
-              <w:rPr>
-                <w:rFonts w:ascii="Consolas" w:cs="Consolas" w:eastAsia="Consolas" w:hAnsi="Consolas"/>
-                <w:color w:val="1A1A1A"/>
-                <w:sz w:val="18"/>
-                <w:szCs w:val="18"/>
-              </w:rPr>
-              <w:t xml:space="preserve">│   │       ├── application/          # use cases; returns HiddenPlayer internally</w:t>
-            </w:r>
-          </w:p>
-          <w:p>
-            <w:pPr>
-              <w:spacing w:after="0" w:line="260"/>
-            </w:pPr>
-            <w:r>
-              <w:rPr>
-                <w:rFonts w:ascii="Consolas" w:cs="Consolas" w:eastAsia="Consolas" w:hAnsi="Consolas"/>
-                <w:color w:val="1A1A1A"/>
-                <w:sz w:val="18"/>
-                <w:szCs w:val="18"/>
-              </w:rPr>
-              <w:t xml:space="preserve">│   │       ├── rendering/            # the ONLY module allowed to touch hidden fields</w:t>
-            </w:r>
-          </w:p>
-          <w:p>
-            <w:pPr>
-              <w:spacing w:after="0" w:line="260"/>
-            </w:pPr>
-            <w:r>
-              <w:rPr>
-                <w:rFonts w:ascii="Consolas" w:cs="Consolas" w:eastAsia="Consolas" w:hAnsi="Consolas"/>
-                <w:color w:val="1A1A1A"/>
-                <w:sz w:val="18"/>
-                <w:szCs w:val="18"/>
-              </w:rPr>
-              <w:t xml:space="preserve">│   │       │   ├── player.ts</w:t>
-            </w:r>
-          </w:p>
-          <w:p>
-            <w:pPr>
-              <w:spacing w:after="0" w:line="260"/>
-            </w:pPr>
-            <w:r>
-              <w:rPr>
-                <w:rFonts w:ascii="Consolas" w:cs="Consolas" w:eastAsia="Consolas" w:hAnsi="Consolas"/>
-                <w:color w:val="1A1A1A"/>
-                <w:sz w:val="18"/>
-                <w:szCs w:val="18"/>
-              </w:rPr>
-              <w:t xml:space="preserve">│   │       │   ├── prose.ts</w:t>
-            </w:r>
-          </w:p>
-          <w:p>
-            <w:pPr>
-              <w:spacing w:after="0" w:line="260"/>
-            </w:pPr>
-            <w:r>
-              <w:rPr>
-                <w:rFonts w:ascii="Consolas" w:cs="Consolas" w:eastAsia="Consolas" w:hAnsi="Consolas"/>
-                <w:color w:val="1A1A1A"/>
-                <w:sz w:val="18"/>
-                <w:szCs w:val="18"/>
-              </w:rPr>
-              <w:t xml:space="preserve">│   │       │   └── narrative/</w:t>
-            </w:r>
-          </w:p>
-          <w:p>
-            <w:pPr>
-              <w:spacing w:after="0" w:line="260"/>
-            </w:pPr>
-            <w:r>
-              <w:rPr>
-                <w:rFonts w:ascii="Consolas" w:cs="Consolas" w:eastAsia="Consolas" w:hAnsi="Consolas"/>
-                <w:color w:val="1A1A1A"/>
-                <w:sz w:val="18"/>
-                <w:szCs w:val="18"/>
-              </w:rPr>
-              <w:t xml:space="preserve">│   │       ├── routes/               # Hono routers</w:t>
-            </w:r>
-          </w:p>
-          <w:p>
-            <w:pPr>
-              <w:spacing w:after="0" w:line="260"/>
-            </w:pPr>
-            <w:r>
-              <w:rPr>
-                <w:rFonts w:ascii="Consolas" w:cs="Consolas" w:eastAsia="Consolas" w:hAnsi="Consolas"/>
-                <w:color w:val="1A1A1A"/>
-                <w:sz w:val="18"/>
-                <w:szCs w:val="18"/>
-              </w:rPr>
-              <w:t xml:space="preserve">│   │       │   ├── players.ts</w:t>
-            </w:r>
-          </w:p>
-          <w:p>
-            <w:pPr>
-              <w:spacing w:after="0" w:line="260"/>
-            </w:pPr>
-            <w:r>
-              <w:rPr>
-                <w:rFonts w:ascii="Consolas" w:cs="Consolas" w:eastAsia="Consolas" w:hAnsi="Consolas"/>
-                <w:color w:val="1A1A1A"/>
-                <w:sz w:val="18"/>
-                <w:szCs w:val="18"/>
-              </w:rPr>
-              <w:t xml:space="preserve">│   │       │   ├── transfers.ts</w:t>
-            </w:r>
-          </w:p>
-          <w:p>
-            <w:pPr>
-              <w:spacing w:after="0" w:line="260"/>
-            </w:pPr>
-            <w:r>
-              <w:rPr>
-                <w:rFonts w:ascii="Consolas" w:cs="Consolas" w:eastAsia="Consolas" w:hAnsi="Consolas"/>
-                <w:color w:val="1A1A1A"/>
-                <w:sz w:val="18"/>
-                <w:szCs w:val="18"/>
-              </w:rPr>
-              <w:t xml:space="preserve">│   │       │   ├── season.ts</w:t>
-            </w:r>
-          </w:p>
-          <w:p>
-            <w:pPr>
-              <w:spacing w:after="0" w:line="260"/>
-            </w:pPr>
-            <w:r>
-              <w:rPr>
-                <w:rFonts w:ascii="Consolas" w:cs="Consolas" w:eastAsia="Consolas" w:hAnsi="Consolas"/>
-                <w:color w:val="1A1A1A"/>
-                <w:sz w:val="18"/>
-                <w:szCs w:val="18"/>
-              </w:rPr>
-              <w:t xml:space="preserve">│   │       │   └── index.ts</w:t>
-            </w:r>
-          </w:p>
-          <w:p>
-            <w:pPr>
-              <w:spacing w:after="0" w:line="260"/>
-            </w:pPr>
-            <w:r>
-              <w:rPr>
-                <w:rFonts w:ascii="Consolas" w:cs="Consolas" w:eastAsia="Consolas" w:hAnsi="Consolas"/>
-                <w:color w:val="1A1A1A"/>
-                <w:sz w:val="18"/>
-                <w:szCs w:val="18"/>
-              </w:rPr>
-              <w:t xml:space="preserve">│   │       ├── sim/</w:t>
-            </w:r>
-          </w:p>
-          <w:p>
-            <w:pPr>
-              <w:spacing w:after="0" w:line="260"/>
-            </w:pPr>
-            <w:r>
-              <w:rPr>
-                <w:rFonts w:ascii="Consolas" w:cs="Consolas" w:eastAsia="Consolas" w:hAnsi="Consolas"/>
-                <w:color w:val="1A1A1A"/>
-                <w:sz w:val="18"/>
-                <w:szCs w:val="18"/>
-              </w:rPr>
-              <w:t xml:space="preserve">│   │       │   ├── interface.ts      # SimEngine type</w:t>
-            </w:r>
-          </w:p>
-          <w:p>
-            <w:pPr>
-              <w:spacing w:after="0" w:line="260"/>
-            </w:pPr>
-            <w:r>
-              <w:rPr>
-                <w:rFonts w:ascii="Consolas" w:cs="Consolas" w:eastAsia="Consolas" w:hAnsi="Consolas"/>
-                <w:color w:val="1A1A1A"/>
-                <w:sz w:val="18"/>
-                <w:szCs w:val="18"/>
-              </w:rPr>
-              <w:t xml:space="preserve">│   │       │   ├── stub.ts           # deterministic v1 implementation</w:t>
-            </w:r>
-          </w:p>
-          <w:p>
-            <w:pPr>
-              <w:spacing w:after="0" w:line="260"/>
-            </w:pPr>
-            <w:r>
-              <w:rPr>
-                <w:rFonts w:ascii="Consolas" w:cs="Consolas" w:eastAsia="Consolas" w:hAnsi="Consolas"/>
-                <w:color w:val="1A1A1A"/>
-                <w:sz w:val="18"/>
-                <w:szCs w:val="18"/>
-              </w:rPr>
-              <w:t xml:space="preserve">│   │       │   └── pythonClient.ts   # stub for future Python service</w:t>
-            </w:r>
-          </w:p>
-          <w:p>
-            <w:pPr>
-              <w:spacing w:after="0" w:line="260"/>
-            </w:pPr>
-            <w:r>
-              <w:rPr>
-                <w:rFonts w:ascii="Consolas" w:cs="Consolas" w:eastAsia="Consolas" w:hAnsi="Consolas"/>
-                <w:color w:val="1A1A1A"/>
-                <w:sz w:val="18"/>
-                <w:szCs w:val="18"/>
-              </w:rPr>
-              <w:t xml:space="preserve">│   │       └── test/</w:t>
-            </w:r>
-          </w:p>
-          <w:p>
-            <w:pPr>
-              <w:spacing w:after="0" w:line="260"/>
-            </w:pPr>
-            <w:r>
-              <w:rPr>
-                <w:rFonts w:ascii="Consolas" w:cs="Consolas" w:eastAsia="Consolas" w:hAnsi="Consolas"/>
-                <w:color w:val="1A1A1A"/>
-                <w:sz w:val="18"/>
-                <w:szCs w:val="18"/>
-              </w:rPr>
-              <w:t xml:space="preserve">│   ├── web/</w:t>
-            </w:r>
-          </w:p>
-          <w:p>
-            <w:pPr>
-              <w:spacing w:after="0" w:line="260"/>
-            </w:pPr>
-            <w:r>
-              <w:rPr>
-                <w:rFonts w:ascii="Consolas" w:cs="Consolas" w:eastAsia="Consolas" w:hAnsi="Consolas"/>
-                <w:color w:val="1A1A1A"/>
-                <w:sz w:val="18"/>
-                <w:szCs w:val="18"/>
-              </w:rPr>
-              <w:t xml:space="preserve">│   │   ├── package.json</w:t>
-            </w:r>
-          </w:p>
-          <w:p>
-            <w:pPr>
-              <w:spacing w:after="0" w:line="260"/>
-            </w:pPr>
-            <w:r>
-              <w:rPr>
-                <w:rFonts w:ascii="Consolas" w:cs="Consolas" w:eastAsia="Consolas" w:hAnsi="Consolas"/>
-                <w:color w:val="1A1A1A"/>
-                <w:sz w:val="18"/>
-                <w:szCs w:val="18"/>
-              </w:rPr>
-              <w:t xml:space="preserve">│   │   ├── vite.config.ts</w:t>
-            </w:r>
-          </w:p>
-          <w:p>
-            <w:pPr>
-              <w:spacing w:after="0" w:line="260"/>
-            </w:pPr>
-            <w:r>
-              <w:rPr>
-                <w:rFonts w:ascii="Consolas" w:cs="Consolas" w:eastAsia="Consolas" w:hAnsi="Consolas"/>
-                <w:color w:val="1A1A1A"/>
-                <w:sz w:val="18"/>
-                <w:szCs w:val="18"/>
-              </w:rPr>
-              <w:t xml:space="preserve">│   │   ├── tailwind.config.ts</w:t>
-            </w:r>
-          </w:p>
-          <w:p>
-            <w:pPr>
-              <w:spacing w:after="0" w:line="260"/>
-            </w:pPr>
-            <w:r>
-              <w:rPr>
-                <w:rFonts w:ascii="Consolas" w:cs="Consolas" w:eastAsia="Consolas" w:hAnsi="Consolas"/>
-                <w:color w:val="1A1A1A"/>
-                <w:sz w:val="18"/>
-                <w:szCs w:val="18"/>
-              </w:rPr>
-              <w:t xml:space="preserve">│   │   ├── index.html</w:t>
-            </w:r>
-          </w:p>
-          <w:p>
-            <w:pPr>
-              <w:spacing w:after="0" w:line="260"/>
-            </w:pPr>
-            <w:r>
-              <w:rPr>
-                <w:rFonts w:ascii="Consolas" w:cs="Consolas" w:eastAsia="Consolas" w:hAnsi="Consolas"/>
-                <w:color w:val="1A1A1A"/>
-                <w:sz w:val="18"/>
-                <w:szCs w:val="18"/>
-              </w:rPr>
-              <w:t xml:space="preserve">│   │   └── src/</w:t>
-            </w:r>
-          </w:p>
-          <w:p>
-            <w:pPr>
-              <w:spacing w:after="0" w:line="260"/>
-            </w:pPr>
-            <w:r>
-              <w:rPr>
-                <w:rFonts w:ascii="Consolas" w:cs="Consolas" w:eastAsia="Consolas" w:hAnsi="Consolas"/>
-                <w:color w:val="1A1A1A"/>
-                <w:sz w:val="18"/>
-                <w:szCs w:val="18"/>
-              </w:rPr>
-              <w:t xml:space="preserve">│   │       ├── main.tsx</w:t>
-            </w:r>
-          </w:p>
-          <w:p>
-            <w:pPr>
-              <w:spacing w:after="0" w:line="260"/>
-            </w:pPr>
-            <w:r>
-              <w:rPr>
-                <w:rFonts w:ascii="Consolas" w:cs="Consolas" w:eastAsia="Consolas" w:hAnsi="Consolas"/>
-                <w:color w:val="1A1A1A"/>
-                <w:sz w:val="18"/>
-                <w:szCs w:val="18"/>
-              </w:rPr>
-              <w:t xml:space="preserve">│   │       ├── routes/               # TanStack Router file-based routes</w:t>
-            </w:r>
-          </w:p>
-          <w:p>
-            <w:pPr>
-              <w:spacing w:after="0" w:line="260"/>
-            </w:pPr>
-            <w:r>
-              <w:rPr>
-                <w:rFonts w:ascii="Consolas" w:cs="Consolas" w:eastAsia="Consolas" w:hAnsi="Consolas"/>
-                <w:color w:val="1A1A1A"/>
-                <w:sz w:val="18"/>
-                <w:szCs w:val="18"/>
-              </w:rPr>
-              <w:t xml:space="preserve">│   │       ├── components/</w:t>
-            </w:r>
-          </w:p>
-          <w:p>
-            <w:pPr>
-              <w:spacing w:after="0" w:line="260"/>
-            </w:pPr>
-            <w:r>
-              <w:rPr>
-                <w:rFonts w:ascii="Consolas" w:cs="Consolas" w:eastAsia="Consolas" w:hAnsi="Consolas"/>
-                <w:color w:val="1A1A1A"/>
-                <w:sz w:val="18"/>
-                <w:szCs w:val="18"/>
-              </w:rPr>
-              <w:t xml:space="preserve">│   │       │   ├── ui/               # Style Guide components</w:t>
-            </w:r>
-          </w:p>
-          <w:p>
-            <w:pPr>
-              <w:spacing w:after="0" w:line="260"/>
-            </w:pPr>
-            <w:r>
-              <w:rPr>
-                <w:rFonts w:ascii="Consolas" w:cs="Consolas" w:eastAsia="Consolas" w:hAnsi="Consolas"/>
-                <w:color w:val="1A1A1A"/>
-                <w:sz w:val="18"/>
-                <w:szCs w:val="18"/>
-              </w:rPr>
-              <w:t xml:space="preserve">│   │       │   └── features/</w:t>
-            </w:r>
-          </w:p>
-          <w:p>
-            <w:pPr>
-              <w:spacing w:after="0" w:line="260"/>
-            </w:pPr>
-            <w:r>
-              <w:rPr>
-                <w:rFonts w:ascii="Consolas" w:cs="Consolas" w:eastAsia="Consolas" w:hAnsi="Consolas"/>
-                <w:color w:val="1A1A1A"/>
-                <w:sz w:val="18"/>
-                <w:szCs w:val="18"/>
-              </w:rPr>
-              <w:t xml:space="preserve">│   │       ├── hooks/</w:t>
-            </w:r>
-          </w:p>
-          <w:p>
-            <w:pPr>
-              <w:spacing w:after="0" w:line="260"/>
-            </w:pPr>
-            <w:r>
-              <w:rPr>
-                <w:rFonts w:ascii="Consolas" w:cs="Consolas" w:eastAsia="Consolas" w:hAnsi="Consolas"/>
-                <w:color w:val="1A1A1A"/>
-                <w:sz w:val="18"/>
-                <w:szCs w:val="18"/>
-              </w:rPr>
-              <w:t xml:space="preserve">│   │       ├── lib/</w:t>
-            </w:r>
-          </w:p>
-          <w:p>
-            <w:pPr>
-              <w:spacing w:after="0" w:line="260"/>
-            </w:pPr>
-            <w:r>
-              <w:rPr>
-                <w:rFonts w:ascii="Consolas" w:cs="Consolas" w:eastAsia="Consolas" w:hAnsi="Consolas"/>
-                <w:color w:val="1A1A1A"/>
-                <w:sz w:val="18"/>
-                <w:szCs w:val="18"/>
-              </w:rPr>
-              <w:t xml:space="preserve">│   │       │   └── api.ts            # typed Hono RPC client</w:t>
-            </w:r>
-          </w:p>
-          <w:p>
-            <w:pPr>
-              <w:spacing w:after="0" w:line="260"/>
-            </w:pPr>
-            <w:r>
-              <w:rPr>
-                <w:rFonts w:ascii="Consolas" w:cs="Consolas" w:eastAsia="Consolas" w:hAnsi="Consolas"/>
-                <w:color w:val="1A1A1A"/>
-                <w:sz w:val="18"/>
-                <w:szCs w:val="18"/>
-              </w:rPr>
-              <w:t xml:space="preserve">│   │       └── test/</w:t>
-            </w:r>
-          </w:p>
-          <w:p>
-            <w:pPr>
-              <w:spacing w:after="0" w:line="260"/>
-            </w:pPr>
-            <w:r>
-              <w:rPr>
-                <w:rFonts w:ascii="Consolas" w:cs="Consolas" w:eastAsia="Consolas" w:hAnsi="Consolas"/>
-                <w:color w:val="1A1A1A"/>
-                <w:sz w:val="18"/>
-                <w:szCs w:val="18"/>
-              </w:rPr>
-              <w:t xml:space="preserve">│   └── infra/</w:t>
-            </w:r>
-          </w:p>
-          <w:p>
-            <w:pPr>
-              <w:spacing w:after="0" w:line="260"/>
-            </w:pPr>
-            <w:r>
-              <w:rPr>
-                <w:rFonts w:ascii="Consolas" w:cs="Consolas" w:eastAsia="Consolas" w:hAnsi="Consolas"/>
-                <w:color w:val="1A1A1A"/>
-                <w:sz w:val="18"/>
-                <w:szCs w:val="18"/>
-              </w:rPr>
-              <w:t xml:space="preserve">│       ├── package.json</w:t>
-            </w:r>
-          </w:p>
-          <w:p>
-            <w:pPr>
-              <w:spacing w:after="0" w:line="260"/>
-            </w:pPr>
-            <w:r>
-              <w:rPr>
-                <w:rFonts w:ascii="Consolas" w:cs="Consolas" w:eastAsia="Consolas" w:hAnsi="Consolas"/>
-                <w:color w:val="1A1A1A"/>
-                <w:sz w:val="18"/>
-                <w:szCs w:val="18"/>
-              </w:rPr>
-              <w:t xml:space="preserve">│       ├── bin/app.ts                # CDK entrypoint</w:t>
-            </w:r>
-          </w:p>
-          <w:p>
-            <w:pPr>
-              <w:spacing w:after="0" w:line="260"/>
-            </w:pPr>
-            <w:r>
-              <w:rPr>
-                <w:rFonts w:ascii="Consolas" w:cs="Consolas" w:eastAsia="Consolas" w:hAnsi="Consolas"/>
-                <w:color w:val="1A1A1A"/>
-                <w:sz w:val="18"/>
-                <w:szCs w:val="18"/>
-              </w:rPr>
-              <w:t xml:space="preserve">│       └── lib/</w:t>
-            </w:r>
-          </w:p>
-          <w:p>
-            <w:pPr>
-              <w:spacing w:after="0" w:line="260"/>
-            </w:pPr>
-            <w:r>
-              <w:rPr>
-                <w:rFonts w:ascii="Consolas" w:cs="Consolas" w:eastAsia="Consolas" w:hAnsi="Consolas"/>
-                <w:color w:val="1A1A1A"/>
-                <w:sz w:val="18"/>
-                <w:szCs w:val="18"/>
-              </w:rPr>
-              <w:t xml:space="preserve">│           ├── network-stack.ts</w:t>
-            </w:r>
-          </w:p>
-          <w:p>
-            <w:pPr>
-              <w:spacing w:after="0" w:line="260"/>
-            </w:pPr>
-            <w:r>
-              <w:rPr>
-                <w:rFonts w:ascii="Consolas" w:cs="Consolas" w:eastAsia="Consolas" w:hAnsi="Consolas"/>
-                <w:color w:val="1A1A1A"/>
-                <w:sz w:val="18"/>
-                <w:szCs w:val="18"/>
-              </w:rPr>
-              <w:t xml:space="preserve">│           ├── database-stack.ts</w:t>
-            </w:r>
-          </w:p>
-          <w:p>
-            <w:pPr>
-              <w:spacing w:after="0" w:line="260"/>
-            </w:pPr>
-            <w:r>
-              <w:rPr>
-                <w:rFonts w:ascii="Consolas" w:cs="Consolas" w:eastAsia="Consolas" w:hAnsi="Consolas"/>
-                <w:color w:val="1A1A1A"/>
-                <w:sz w:val="18"/>
-                <w:szCs w:val="18"/>
-              </w:rPr>
-              <w:t xml:space="preserve">│           ├── service-stack.ts</w:t>
-            </w:r>
-          </w:p>
-          <w:p>
-            <w:pPr>
-              <w:spacing w:after="0" w:line="260"/>
-            </w:pPr>
-            <w:r>
-              <w:rPr>
-                <w:rFonts w:ascii="Consolas" w:cs="Consolas" w:eastAsia="Consolas" w:hAnsi="Consolas"/>
-                <w:color w:val="1A1A1A"/>
-                <w:sz w:val="18"/>
-                <w:szCs w:val="18"/>
-              </w:rPr>
-              <w:t xml:space="preserve">│           └── pipeline-stack.ts</w:t>
-            </w:r>
-          </w:p>
-          <w:p>
-            <w:pPr>
-              <w:spacing w:after="0" w:line="260"/>
-            </w:pPr>
-            <w:r>
-              <w:rPr>
-                <w:rFonts w:ascii="Consolas" w:cs="Consolas" w:eastAsia="Consolas" w:hAnsi="Consolas"/>
-                <w:color w:val="1A1A1A"/>
-                <w:sz w:val="18"/>
-                <w:szCs w:val="18"/>
-              </w:rPr>
-              <w:t xml:space="preserve">└── Makefile                          # thin wrapper over pnpm scripts</w:t>
+              <w:t>rpgfc/</w:t>
+            </w:r>
+          </w:p>
+          <w:p>
+            <w:pPr>
+              <w:spacing w:after="0" w:line="260"/>
+            </w:pPr>
+            <w:r>
+              <w:rPr>
+                <w:rFonts w:ascii="Consolas" w:cs="Consolas" w:eastAsia="Consolas" w:hAnsi="Consolas"/>
+                <w:color w:val="1A1A1A"/>
+                <w:sz w:val="18"/>
+                <w:szCs w:val="18"/>
+              </w:rPr>
+              <w:t>├── package.json                      # workspace root</w:t>
+            </w:r>
+          </w:p>
+          <w:p>
+            <w:pPr>
+              <w:spacing w:after="0" w:line="260"/>
+            </w:pPr>
+            <w:r>
+              <w:rPr>
+                <w:rFonts w:ascii="Consolas" w:cs="Consolas" w:eastAsia="Consolas" w:hAnsi="Consolas"/>
+                <w:color w:val="1A1A1A"/>
+                <w:sz w:val="18"/>
+                <w:szCs w:val="18"/>
+              </w:rPr>
+              <w:t>├── pnpm-workspace.yaml</w:t>
+            </w:r>
+          </w:p>
+          <w:p>
+            <w:pPr>
+              <w:spacing w:after="0" w:line="260"/>
+            </w:pPr>
+            <w:r>
+              <w:rPr>
+                <w:rFonts w:ascii="Consolas" w:cs="Consolas" w:eastAsia="Consolas" w:hAnsi="Consolas"/>
+                <w:color w:val="1A1A1A"/>
+                <w:sz w:val="18"/>
+                <w:szCs w:val="18"/>
+              </w:rPr>
+              <w:t>├── turbo.json                        # Turborepo for task orchestration</w:t>
+            </w:r>
+          </w:p>
+          <w:p>
+            <w:pPr>
+              <w:spacing w:after="0" w:line="260"/>
+            </w:pPr>
+            <w:r>
+              <w:rPr>
+                <w:rFonts w:ascii="Consolas" w:cs="Consolas" w:eastAsia="Consolas" w:hAnsi="Consolas"/>
+                <w:color w:val="1A1A1A"/>
+                <w:sz w:val="18"/>
+                <w:szCs w:val="18"/>
+              </w:rPr>
+              <w:t>├── tsconfig.base.json                # strict TS config inherited by all packages</w:t>
+            </w:r>
+          </w:p>
+          <w:p>
+            <w:pPr>
+              <w:spacing w:after="0" w:line="260"/>
+            </w:pPr>
+            <w:r>
+              <w:rPr>
+                <w:rFonts w:ascii="Consolas" w:cs="Consolas" w:eastAsia="Consolas" w:hAnsi="Consolas"/>
+                <w:color w:val="1A1A1A"/>
+                <w:sz w:val="18"/>
+                <w:szCs w:val="18"/>
+              </w:rPr>
+              <w:t>├── .eslintrc.cjs                     # hosts no-numbers custom rule</w:t>
+            </w:r>
+          </w:p>
+          <w:p>
+            <w:pPr>
+              <w:spacing w:after="0" w:line="260"/>
+            </w:pPr>
+            <w:r>
+              <w:rPr>
+                <w:rFonts w:ascii="Consolas" w:cs="Consolas" w:eastAsia="Consolas" w:hAnsi="Consolas"/>
+                <w:color w:val="1A1A1A"/>
+                <w:sz w:val="18"/>
+                <w:szCs w:val="18"/>
+              </w:rPr>
+              <w:t>├── .prettierrc</w:t>
+            </w:r>
+          </w:p>
+          <w:p>
+            <w:pPr>
+              <w:spacing w:after="0" w:line="260"/>
+            </w:pPr>
+            <w:r>
+              <w:rPr>
+                <w:rFonts w:ascii="Consolas" w:cs="Consolas" w:eastAsia="Consolas" w:hAnsi="Consolas"/>
+                <w:color w:val="1A1A1A"/>
+                <w:sz w:val="18"/>
+                <w:szCs w:val="18"/>
+              </w:rPr>
+              <w:t>├── .github/</w:t>
+            </w:r>
+          </w:p>
+          <w:p>
+            <w:pPr>
+              <w:spacing w:after="0" w:line="260"/>
+            </w:pPr>
+            <w:r>
+              <w:rPr>
+                <w:rFonts w:ascii="Consolas" w:cs="Consolas" w:eastAsia="Consolas" w:hAnsi="Consolas"/>
+                <w:color w:val="1A1A1A"/>
+                <w:sz w:val="18"/>
+                <w:szCs w:val="18"/>
+              </w:rPr>
+              <w:t>│   └── workflows/</w:t>
+            </w:r>
+          </w:p>
+          <w:p>
+            <w:pPr>
+              <w:spacing w:after="0" w:line="260"/>
+            </w:pPr>
+            <w:r>
+              <w:rPr>
+                <w:rFonts w:ascii="Consolas" w:cs="Consolas" w:eastAsia="Consolas" w:hAnsi="Consolas"/>
+                <w:color w:val="1A1A1A"/>
+                <w:sz w:val="18"/>
+                <w:szCs w:val="18"/>
+              </w:rPr>
+              <w:t>│       ├── ci.yml                    # matrix: sqlite + postgres</w:t>
+            </w:r>
+          </w:p>
+          <w:p>
+            <w:pPr>
+              <w:spacing w:after="0" w:line="260"/>
+            </w:pPr>
+            <w:r>
+              <w:rPr>
+                <w:rFonts w:ascii="Consolas" w:cs="Consolas" w:eastAsia="Consolas" w:hAnsi="Consolas"/>
+                <w:color w:val="1A1A1A"/>
+                <w:sz w:val="18"/>
+                <w:szCs w:val="18"/>
+              </w:rPr>
+              <w:t>│       └── deploy.yml                # tag-driven deploy to Fargate</w:t>
+            </w:r>
+          </w:p>
+          <w:p>
+            <w:pPr>
+              <w:spacing w:after="0" w:line="260"/>
+            </w:pPr>
+            <w:r>
+              <w:rPr>
+                <w:rFonts w:ascii="Consolas" w:cs="Consolas" w:eastAsia="Consolas" w:hAnsi="Consolas"/>
+                <w:color w:val="1A1A1A"/>
+                <w:sz w:val="18"/>
+                <w:szCs w:val="18"/>
+              </w:rPr>
+              <w:t>├── docker/</w:t>
+            </w:r>
+          </w:p>
+          <w:p>
+            <w:pPr>
+              <w:spacing w:after="0" w:line="260"/>
+            </w:pPr>
+            <w:r>
+              <w:rPr>
+                <w:rFonts w:ascii="Consolas" w:cs="Consolas" w:eastAsia="Consolas" w:hAnsi="Consolas"/>
+                <w:color w:val="1A1A1A"/>
+                <w:sz w:val="18"/>
+                <w:szCs w:val="18"/>
+              </w:rPr>
+              <w:t>│   ├── Dockerfile                    # multi-stage: build -&gt; runtime</w:t>
+            </w:r>
+          </w:p>
+          <w:p>
+            <w:pPr>
+              <w:spacing w:after="0" w:line="260"/>
+            </w:pPr>
+            <w:r>
+              <w:rPr>
+                <w:rFonts w:ascii="Consolas" w:cs="Consolas" w:eastAsia="Consolas" w:hAnsi="Consolas"/>
+                <w:color w:val="1A1A1A"/>
+                <w:sz w:val="18"/>
+                <w:szCs w:val="18"/>
+              </w:rPr>
+              <w:t>│   └── entrypoint.sh                 # runs migrations, then node server</w:t>
+            </w:r>
+          </w:p>
+          <w:p>
+            <w:pPr>
+              <w:spacing w:after="0" w:line="260"/>
+            </w:pPr>
+            <w:r>
+              <w:rPr>
+                <w:rFonts w:ascii="Consolas" w:cs="Consolas" w:eastAsia="Consolas" w:hAnsi="Consolas"/>
+                <w:color w:val="1A1A1A"/>
+                <w:sz w:val="18"/>
+                <w:szCs w:val="18"/>
+              </w:rPr>
+              <w:t>├── docs/</w:t>
+            </w:r>
+          </w:p>
+          <w:p>
+            <w:pPr>
+              <w:spacing w:after="0" w:line="260"/>
+            </w:pPr>
+            <w:r>
+              <w:rPr>
+                <w:rFonts w:ascii="Consolas" w:cs="Consolas" w:eastAsia="Consolas" w:hAnsi="Consolas"/>
+                <w:color w:val="1A1A1A"/>
+                <w:sz w:val="18"/>
+                <w:szCs w:val="18"/>
+              </w:rPr>
+              <w:t>│   ├── PRD.md                        # from RPG_FC_Product_Requirements_Document.docx</w:t>
+            </w:r>
+          </w:p>
+          <w:p>
+            <w:pPr>
+              <w:spacing w:after="0" w:line="260"/>
+            </w:pPr>
+            <w:r>
+              <w:rPr>
+                <w:rFonts w:ascii="Consolas" w:cs="Consolas" w:eastAsia="Consolas" w:hAnsi="Consolas"/>
+                <w:color w:val="1A1A1A"/>
+                <w:sz w:val="18"/>
+                <w:szCs w:val="18"/>
+              </w:rPr>
+              <w:t>│   ├── TDD.md                        # this document</w:t>
+            </w:r>
+          </w:p>
+          <w:p>
+            <w:pPr>
+              <w:spacing w:after="0" w:line="260"/>
+            </w:pPr>
+            <w:r>
+              <w:rPr>
+                <w:rFonts w:ascii="Consolas" w:cs="Consolas" w:eastAsia="Consolas" w:hAnsi="Consolas"/>
+                <w:color w:val="1A1A1A"/>
+                <w:sz w:val="18"/>
+                <w:szCs w:val="18"/>
+              </w:rPr>
+              <w:t>│   ├── StyleGuide.md</w:t>
+            </w:r>
+          </w:p>
+          <w:p>
+            <w:pPr>
+              <w:spacing w:after="0" w:line="260"/>
+            </w:pPr>
+            <w:r>
+              <w:rPr>
+                <w:rFonts w:ascii="Consolas" w:cs="Consolas" w:eastAsia="Consolas" w:hAnsi="Consolas"/>
+                <w:color w:val="1A1A1A"/>
+                <w:sz w:val="18"/>
+                <w:szCs w:val="18"/>
+              </w:rPr>
+              <w:t>│   └── BuildPlan.md</w:t>
+            </w:r>
+          </w:p>
+          <w:p>
+            <w:pPr>
+              <w:spacing w:after="0" w:line="260"/>
+            </w:pPr>
+            <w:r>
+              <w:rPr>
+                <w:rFonts w:ascii="Consolas" w:cs="Consolas" w:eastAsia="Consolas" w:hAnsi="Consolas"/>
+                <w:color w:val="1A1A1A"/>
+                <w:sz w:val="18"/>
+                <w:szCs w:val="18"/>
+              </w:rPr>
+              <w:t>├── packages/</w:t>
+            </w:r>
+          </w:p>
+          <w:p>
+            <w:pPr>
+              <w:spacing w:after="0" w:line="260"/>
+            </w:pPr>
+            <w:r>
+              <w:rPr>
+                <w:rFonts w:ascii="Consolas" w:cs="Consolas" w:eastAsia="Consolas" w:hAnsi="Consolas"/>
+                <w:color w:val="1A1A1A"/>
+                <w:sz w:val="18"/>
+                <w:szCs w:val="18"/>
+              </w:rPr>
+              <w:t>│   ├── shared/</w:t>
+            </w:r>
+          </w:p>
+          <w:p>
+            <w:pPr>
+              <w:spacing w:after="0" w:line="260"/>
+            </w:pPr>
+            <w:r>
+              <w:rPr>
+                <w:rFonts w:ascii="Consolas" w:cs="Consolas" w:eastAsia="Consolas" w:hAnsi="Consolas"/>
+                <w:color w:val="1A1A1A"/>
+                <w:sz w:val="18"/>
+                <w:szCs w:val="18"/>
+              </w:rPr>
+              <w:t>│   │   ├── package.json</w:t>
+            </w:r>
+          </w:p>
+          <w:p>
+            <w:pPr>
+              <w:spacing w:after="0" w:line="260"/>
+            </w:pPr>
+            <w:r>
+              <w:rPr>
+                <w:rFonts w:ascii="Consolas" w:cs="Consolas" w:eastAsia="Consolas" w:hAnsi="Consolas"/>
+                <w:color w:val="1A1A1A"/>
+                <w:sz w:val="18"/>
+                <w:szCs w:val="18"/>
+              </w:rPr>
+              <w:t>│   │   └── src/</w:t>
+            </w:r>
+          </w:p>
+          <w:p>
+            <w:pPr>
+              <w:spacing w:after="0" w:line="260"/>
+            </w:pPr>
+            <w:r>
+              <w:rPr>
+                <w:rFonts w:ascii="Consolas" w:cs="Consolas" w:eastAsia="Consolas" w:hAnsi="Consolas"/>
+                <w:color w:val="1A1A1A"/>
+                <w:sz w:val="18"/>
+                <w:szCs w:val="18"/>
+              </w:rPr>
+              <w:t>│   │       ├── types/</w:t>
+            </w:r>
+          </w:p>
+          <w:p>
+            <w:pPr>
+              <w:spacing w:after="0" w:line="260"/>
+            </w:pPr>
+            <w:r>
+              <w:rPr>
+                <w:rFonts w:ascii="Consolas" w:cs="Consolas" w:eastAsia="Consolas" w:hAnsi="Consolas"/>
+                <w:color w:val="1A1A1A"/>
+                <w:sz w:val="18"/>
+                <w:szCs w:val="18"/>
+              </w:rPr>
+              <w:t>│   │       │   ├── player.ts         # RenderedPlayer, HiddenPlayer (branded)</w:t>
+            </w:r>
+          </w:p>
+          <w:p>
+            <w:pPr>
+              <w:spacing w:after="0" w:line="260"/>
+            </w:pPr>
+            <w:r>
+              <w:rPr>
+                <w:rFonts w:ascii="Consolas" w:cs="Consolas" w:eastAsia="Consolas" w:hAnsi="Consolas"/>
+                <w:color w:val="1A1A1A"/>
+                <w:sz w:val="18"/>
+                <w:szCs w:val="18"/>
+              </w:rPr>
+              <w:t>│   │       │   ├── badge.ts</w:t>
+            </w:r>
+          </w:p>
+          <w:p>
+            <w:pPr>
+              <w:spacing w:after="0" w:line="260"/>
+            </w:pPr>
+            <w:r>
+              <w:rPr>
+                <w:rFonts w:ascii="Consolas" w:cs="Consolas" w:eastAsia="Consolas" w:hAnsi="Consolas"/>
+                <w:color w:val="1A1A1A"/>
+                <w:sz w:val="18"/>
+                <w:szCs w:val="18"/>
+              </w:rPr>
+              <w:t>│   │       │   ├── certainty.ts</w:t>
+            </w:r>
+          </w:p>
+          <w:p>
+            <w:pPr>
+              <w:spacing w:after="0" w:line="260"/>
+            </w:pPr>
+            <w:r>
+              <w:rPr>
+                <w:rFonts w:ascii="Consolas" w:cs="Consolas" w:eastAsia="Consolas" w:hAnsi="Consolas"/>
+                <w:color w:val="1A1A1A"/>
+                <w:sz w:val="18"/>
+                <w:szCs w:val="18"/>
+              </w:rPr>
+              <w:t>│   │       │   └── index.ts</w:t>
+            </w:r>
+          </w:p>
+          <w:p>
+            <w:pPr>
+              <w:spacing w:after="0" w:line="260"/>
+            </w:pPr>
+            <w:r>
+              <w:rPr>
+                <w:rFonts w:ascii="Consolas" w:cs="Consolas" w:eastAsia="Consolas" w:hAnsi="Consolas"/>
+                <w:color w:val="1A1A1A"/>
+                <w:sz w:val="18"/>
+                <w:szCs w:val="18"/>
+              </w:rPr>
+              <w:t>│   │       ├── schemas/              # Zod schemas shared by server + web</w:t>
+            </w:r>
+          </w:p>
+          <w:p>
+            <w:pPr>
+              <w:spacing w:after="0" w:line="260"/>
+            </w:pPr>
+            <w:r>
+              <w:rPr>
+                <w:rFonts w:ascii="Consolas" w:cs="Consolas" w:eastAsia="Consolas" w:hAnsi="Consolas"/>
+                <w:color w:val="1A1A1A"/>
+                <w:sz w:val="18"/>
+                <w:szCs w:val="18"/>
+              </w:rPr>
+              <w:t>│   │       │   ├── player.ts</w:t>
+            </w:r>
+          </w:p>
+          <w:p>
+            <w:pPr>
+              <w:spacing w:after="0" w:line="260"/>
+            </w:pPr>
+            <w:r>
+              <w:rPr>
+                <w:rFonts w:ascii="Consolas" w:cs="Consolas" w:eastAsia="Consolas" w:hAnsi="Consolas"/>
+                <w:color w:val="1A1A1A"/>
+                <w:sz w:val="18"/>
+                <w:szCs w:val="18"/>
+              </w:rPr>
+              <w:t>│   │       │   ├── transfer.ts</w:t>
+            </w:r>
+          </w:p>
+          <w:p>
+            <w:pPr>
+              <w:spacing w:after="0" w:line="260"/>
+            </w:pPr>
+            <w:r>
+              <w:rPr>
+                <w:rFonts w:ascii="Consolas" w:cs="Consolas" w:eastAsia="Consolas" w:hAnsi="Consolas"/>
+                <w:color w:val="1A1A1A"/>
+                <w:sz w:val="18"/>
+                <w:szCs w:val="18"/>
+              </w:rPr>
+              <w:t>│   │       │   └── index.ts</w:t>
+            </w:r>
+          </w:p>
+          <w:p>
+            <w:pPr>
+              <w:spacing w:after="0" w:line="260"/>
+            </w:pPr>
+            <w:r>
+              <w:rPr>
+                <w:rFonts w:ascii="Consolas" w:cs="Consolas" w:eastAsia="Consolas" w:hAnsi="Consolas"/>
+                <w:color w:val="1A1A1A"/>
+                <w:sz w:val="18"/>
+                <w:szCs w:val="18"/>
+              </w:rPr>
+              <w:t>│   │       └── constants/</w:t>
+            </w:r>
+          </w:p>
+          <w:p>
+            <w:pPr>
+              <w:spacing w:after="0" w:line="260"/>
+            </w:pPr>
+            <w:r>
+              <w:rPr>
+                <w:rFonts w:ascii="Consolas" w:cs="Consolas" w:eastAsia="Consolas" w:hAnsi="Consolas"/>
+                <w:color w:val="1A1A1A"/>
+                <w:sz w:val="18"/>
+                <w:szCs w:val="18"/>
+              </w:rPr>
+              <w:t>│   │           ├── badges.ts         # seed badge library</w:t>
+            </w:r>
+          </w:p>
+          <w:p>
+            <w:pPr>
+              <w:spacing w:after="0" w:line="260"/>
+            </w:pPr>
+            <w:r>
+              <w:rPr>
+                <w:rFonts w:ascii="Consolas" w:cs="Consolas" w:eastAsia="Consolas" w:hAnsi="Consolas"/>
+                <w:color w:val="1A1A1A"/>
+                <w:sz w:val="18"/>
+                <w:szCs w:val="18"/>
+              </w:rPr>
+              <w:t>│   │           └── tiers.ts</w:t>
+            </w:r>
+          </w:p>
+          <w:p>
+            <w:pPr>
+              <w:spacing w:after="0" w:line="260"/>
+            </w:pPr>
+            <w:r>
+              <w:rPr>
+                <w:rFonts w:ascii="Consolas" w:cs="Consolas" w:eastAsia="Consolas" w:hAnsi="Consolas"/>
+                <w:color w:val="1A1A1A"/>
+                <w:sz w:val="18"/>
+                <w:szCs w:val="18"/>
+              </w:rPr>
+              <w:t>│   ├── server/</w:t>
+            </w:r>
+          </w:p>
+          <w:p>
+            <w:pPr>
+              <w:spacing w:after="0" w:line="260"/>
+            </w:pPr>
+            <w:r>
+              <w:rPr>
+                <w:rFonts w:ascii="Consolas" w:cs="Consolas" w:eastAsia="Consolas" w:hAnsi="Consolas"/>
+                <w:color w:val="1A1A1A"/>
+                <w:sz w:val="18"/>
+                <w:szCs w:val="18"/>
+              </w:rPr>
+              <w:t>│   │   ├── package.json</w:t>
+            </w:r>
+          </w:p>
+          <w:p>
+            <w:pPr>
+              <w:spacing w:after="0" w:line="260"/>
+            </w:pPr>
+            <w:r>
+              <w:rPr>
+                <w:rFonts w:ascii="Consolas" w:cs="Consolas" w:eastAsia="Consolas" w:hAnsi="Consolas"/>
+                <w:color w:val="1A1A1A"/>
+                <w:sz w:val="18"/>
+                <w:szCs w:val="18"/>
+              </w:rPr>
+              <w:t>│   │   └── src/</w:t>
+            </w:r>
+          </w:p>
+          <w:p>
+            <w:pPr>
+              <w:spacing w:after="0" w:line="260"/>
+            </w:pPr>
+            <w:r>
+              <w:rPr>
+                <w:rFonts w:ascii="Consolas" w:cs="Consolas" w:eastAsia="Consolas" w:hAnsi="Consolas"/>
+                <w:color w:val="1A1A1A"/>
+                <w:sz w:val="18"/>
+                <w:szCs w:val="18"/>
+              </w:rPr>
+              <w:t>│   │       ├── index.ts              # Hono app bootstrap</w:t>
+            </w:r>
+          </w:p>
+          <w:p>
+            <w:pPr>
+              <w:spacing w:after="0" w:line="260"/>
+            </w:pPr>
+            <w:r>
+              <w:rPr>
+                <w:rFonts w:ascii="Consolas" w:cs="Consolas" w:eastAsia="Consolas" w:hAnsi="Consolas"/>
+                <w:color w:val="1A1A1A"/>
+                <w:sz w:val="18"/>
+                <w:szCs w:val="18"/>
+              </w:rPr>
+              <w:t>│   │       ├── db/</w:t>
+            </w:r>
+          </w:p>
+          <w:p>
+            <w:pPr>
+              <w:spacing w:after="0" w:line="260"/>
+            </w:pPr>
+            <w:r>
+              <w:rPr>
+                <w:rFonts w:ascii="Consolas" w:cs="Consolas" w:eastAsia="Consolas" w:hAnsi="Consolas"/>
+                <w:color w:val="1A1A1A"/>
+                <w:sz w:val="18"/>
+                <w:szCs w:val="18"/>
+              </w:rPr>
+              <w:t>│   │       │   ├── client.ts         # dialect-aware Drizzle client</w:t>
+            </w:r>
+          </w:p>
+          <w:p>
+            <w:pPr>
+              <w:spacing w:after="0" w:line="260"/>
+            </w:pPr>
+            <w:r>
+              <w:rPr>
+                <w:rFonts w:ascii="Consolas" w:cs="Consolas" w:eastAsia="Consolas" w:hAnsi="Consolas"/>
+                <w:color w:val="1A1A1A"/>
+                <w:sz w:val="18"/>
+                <w:szCs w:val="18"/>
+              </w:rPr>
+              <w:t>│   │       │   ├── schema.ts         # Drizzle table definitions</w:t>
+            </w:r>
+          </w:p>
+          <w:p>
+            <w:pPr>
+              <w:spacing w:after="0" w:line="260"/>
+            </w:pPr>
+            <w:r>
+              <w:rPr>
+                <w:rFonts w:ascii="Consolas" w:cs="Consolas" w:eastAsia="Consolas" w:hAnsi="Consolas"/>
+                <w:color w:val="1A1A1A"/>
+                <w:sz w:val="18"/>
+                <w:szCs w:val="18"/>
+              </w:rPr>
+              <w:t>│   │       │   └── migrations/</w:t>
+            </w:r>
+          </w:p>
+          <w:p>
+            <w:pPr>
+              <w:spacing w:after="0" w:line="260"/>
+            </w:pPr>
+            <w:r>
+              <w:rPr>
+                <w:rFonts w:ascii="Consolas" w:cs="Consolas" w:eastAsia="Consolas" w:hAnsi="Consolas"/>
+                <w:color w:val="1A1A1A"/>
+                <w:sz w:val="18"/>
+                <w:szCs w:val="18"/>
+              </w:rPr>
+              <w:t>│   │       │       ├── sqlite/</w:t>
+            </w:r>
+          </w:p>
+          <w:p>
+            <w:pPr>
+              <w:spacing w:after="0" w:line="260"/>
+            </w:pPr>
+            <w:r>
+              <w:rPr>
+                <w:rFonts w:ascii="Consolas" w:cs="Consolas" w:eastAsia="Consolas" w:hAnsi="Consolas"/>
+                <w:color w:val="1A1A1A"/>
+                <w:sz w:val="18"/>
+                <w:szCs w:val="18"/>
+              </w:rPr>
+              <w:t>│   │       │       └── postgres/</w:t>
+            </w:r>
+          </w:p>
+          <w:p>
+            <w:pPr>
+              <w:spacing w:after="0" w:line="260"/>
+            </w:pPr>
+            <w:r>
+              <w:rPr>
+                <w:rFonts w:ascii="Consolas" w:cs="Consolas" w:eastAsia="Consolas" w:hAnsi="Consolas"/>
+                <w:color w:val="1A1A1A"/>
+                <w:sz w:val="18"/>
+                <w:szCs w:val="18"/>
+              </w:rPr>
+              <w:t>│   │       ├── domain/               # pure types, no framework imports</w:t>
+            </w:r>
+          </w:p>
+          <w:p>
+            <w:pPr>
+              <w:spacing w:after="0" w:line="260"/>
+            </w:pPr>
+            <w:r>
+              <w:rPr>
+                <w:rFonts w:ascii="Consolas" w:cs="Consolas" w:eastAsia="Consolas" w:hAnsi="Consolas"/>
+                <w:color w:val="1A1A1A"/>
+                <w:sz w:val="18"/>
+                <w:szCs w:val="18"/>
+              </w:rPr>
+              <w:t>│   │       ├── application/          # use cases; returns HiddenPlayer internally</w:t>
+            </w:r>
+          </w:p>
+          <w:p>
+            <w:pPr>
+              <w:spacing w:after="0" w:line="260"/>
+            </w:pPr>
+            <w:r>
+              <w:rPr>
+                <w:rFonts w:ascii="Consolas" w:cs="Consolas" w:eastAsia="Consolas" w:hAnsi="Consolas"/>
+                <w:color w:val="1A1A1A"/>
+                <w:sz w:val="18"/>
+                <w:szCs w:val="18"/>
+              </w:rPr>
+              <w:t>│   │       ├── rendering/            # only public hidden -&gt; rendered boundary</w:t>
+            </w:r>
+          </w:p>
+          <w:p>
+            <w:pPr>
+              <w:spacing w:after="0" w:line="260"/>
+            </w:pPr>
+            <w:r>
+              <w:rPr>
+                <w:rFonts w:ascii="Consolas" w:cs="Consolas" w:eastAsia="Consolas" w:hAnsi="Consolas"/>
+                <w:color w:val="1A1A1A"/>
+                <w:sz w:val="18"/>
+                <w:szCs w:val="18"/>
+              </w:rPr>
+              <w:t>│   │       │   ├── player.ts</w:t>
+            </w:r>
+          </w:p>
+          <w:p>
+            <w:pPr>
+              <w:spacing w:after="0" w:line="260"/>
+            </w:pPr>
+            <w:r>
+              <w:rPr>
+                <w:rFonts w:ascii="Consolas" w:cs="Consolas" w:eastAsia="Consolas" w:hAnsi="Consolas"/>
+                <w:color w:val="1A1A1A"/>
+                <w:sz w:val="18"/>
+                <w:szCs w:val="18"/>
+              </w:rPr>
+              <w:t>│   │       │   ├── prose.ts</w:t>
+            </w:r>
+          </w:p>
+          <w:p>
+            <w:pPr>
+              <w:spacing w:after="0" w:line="260"/>
+            </w:pPr>
+            <w:r>
+              <w:rPr>
+                <w:rFonts w:ascii="Consolas" w:cs="Consolas" w:eastAsia="Consolas" w:hAnsi="Consolas"/>
+                <w:color w:val="1A1A1A"/>
+                <w:sz w:val="18"/>
+                <w:szCs w:val="18"/>
+              </w:rPr>
+              <w:t>│   │       │   └── narrative/</w:t>
+            </w:r>
+          </w:p>
+          <w:p>
+            <w:pPr>
+              <w:spacing w:after="0" w:line="260"/>
+            </w:pPr>
+            <w:r>
+              <w:rPr>
+                <w:rFonts w:ascii="Consolas" w:cs="Consolas" w:eastAsia="Consolas" w:hAnsi="Consolas"/>
+                <w:color w:val="1A1A1A"/>
+                <w:sz w:val="18"/>
+                <w:szCs w:val="18"/>
+              </w:rPr>
+              <w:t>│   │       ├── routes/               # Hono routers</w:t>
+            </w:r>
+          </w:p>
+          <w:p>
+            <w:pPr>
+              <w:spacing w:after="0" w:line="260"/>
+            </w:pPr>
+            <w:r>
+              <w:rPr>
+                <w:rFonts w:ascii="Consolas" w:cs="Consolas" w:eastAsia="Consolas" w:hAnsi="Consolas"/>
+                <w:color w:val="1A1A1A"/>
+                <w:sz w:val="18"/>
+                <w:szCs w:val="18"/>
+              </w:rPr>
+              <w:t>│   │       │   ├── players.ts</w:t>
+            </w:r>
+          </w:p>
+          <w:p>
+            <w:pPr>
+              <w:spacing w:after="0" w:line="260"/>
+            </w:pPr>
+            <w:r>
+              <w:rPr>
+                <w:rFonts w:ascii="Consolas" w:cs="Consolas" w:eastAsia="Consolas" w:hAnsi="Consolas"/>
+                <w:color w:val="1A1A1A"/>
+                <w:sz w:val="18"/>
+                <w:szCs w:val="18"/>
+              </w:rPr>
+              <w:t>│   │       │   ├── transfers.ts</w:t>
+            </w:r>
+          </w:p>
+          <w:p>
+            <w:pPr>
+              <w:spacing w:after="0" w:line="260"/>
+            </w:pPr>
+            <w:r>
+              <w:rPr>
+                <w:rFonts w:ascii="Consolas" w:cs="Consolas" w:eastAsia="Consolas" w:hAnsi="Consolas"/>
+                <w:color w:val="1A1A1A"/>
+                <w:sz w:val="18"/>
+                <w:szCs w:val="18"/>
+              </w:rPr>
+              <w:t>│   │       │   ├── season.ts</w:t>
+            </w:r>
+          </w:p>
+          <w:p>
+            <w:pPr>
+              <w:spacing w:after="0" w:line="260"/>
+            </w:pPr>
+            <w:r>
+              <w:rPr>
+                <w:rFonts w:ascii="Consolas" w:cs="Consolas" w:eastAsia="Consolas" w:hAnsi="Consolas"/>
+                <w:color w:val="1A1A1A"/>
+                <w:sz w:val="18"/>
+                <w:szCs w:val="18"/>
+              </w:rPr>
+              <w:t>│   │       │   └── index.ts</w:t>
+            </w:r>
+          </w:p>
+          <w:p>
+            <w:pPr>
+              <w:spacing w:after="0" w:line="260"/>
+            </w:pPr>
+            <w:r>
+              <w:rPr>
+                <w:rFonts w:ascii="Consolas" w:cs="Consolas" w:eastAsia="Consolas" w:hAnsi="Consolas"/>
+                <w:color w:val="1A1A1A"/>
+                <w:sz w:val="18"/>
+                <w:szCs w:val="18"/>
+              </w:rPr>
+              <w:t>│   │       ├── sim/</w:t>
+            </w:r>
+          </w:p>
+          <w:p>
+            <w:pPr>
+              <w:spacing w:after="0" w:line="260"/>
+            </w:pPr>
+            <w:r>
+              <w:rPr>
+                <w:rFonts w:ascii="Consolas" w:cs="Consolas" w:eastAsia="Consolas" w:hAnsi="Consolas"/>
+                <w:color w:val="1A1A1A"/>
+                <w:sz w:val="18"/>
+                <w:szCs w:val="18"/>
+              </w:rPr>
+              <w:t>│   │       │   ├── interface.ts      # SimEngine type</w:t>
+            </w:r>
+          </w:p>
+          <w:p>
+            <w:pPr>
+              <w:spacing w:after="0" w:line="260"/>
+            </w:pPr>
+            <w:r>
+              <w:rPr>
+                <w:rFonts w:ascii="Consolas" w:cs="Consolas" w:eastAsia="Consolas" w:hAnsi="Consolas"/>
+                <w:color w:val="1A1A1A"/>
+                <w:sz w:val="18"/>
+                <w:szCs w:val="18"/>
+              </w:rPr>
+              <w:t>│   │       │   ├── causal.ts         # deterministic causal v1 implementation</w:t>
+            </w:r>
+          </w:p>
+          <w:p>
+            <w:pPr>
+              <w:spacing w:after="0" w:line="260"/>
+            </w:pPr>
+            <w:r>
+              <w:rPr>
+                <w:rFonts w:ascii="Consolas" w:cs="Consolas" w:eastAsia="Consolas" w:hAnsi="Consolas"/>
+                <w:color w:val="1A1A1A"/>
+                <w:sz w:val="18"/>
+                <w:szCs w:val="18"/>
+              </w:rPr>
+              <w:t>│   │       │   └── pythonClient.ts   # stub for future Python service</w:t>
+            </w:r>
+          </w:p>
+          <w:p>
+            <w:pPr>
+              <w:spacing w:after="0" w:line="260"/>
+            </w:pPr>
+            <w:r>
+              <w:rPr>
+                <w:rFonts w:ascii="Consolas" w:cs="Consolas" w:eastAsia="Consolas" w:hAnsi="Consolas"/>
+                <w:color w:val="1A1A1A"/>
+                <w:sz w:val="18"/>
+                <w:szCs w:val="18"/>
+              </w:rPr>
+              <w:t>│   │       └── test/</w:t>
+            </w:r>
+          </w:p>
+          <w:p>
+            <w:pPr>
+              <w:spacing w:after="0" w:line="260"/>
+            </w:pPr>
+            <w:r>
+              <w:rPr>
+                <w:rFonts w:ascii="Consolas" w:cs="Consolas" w:eastAsia="Consolas" w:hAnsi="Consolas"/>
+                <w:color w:val="1A1A1A"/>
+                <w:sz w:val="18"/>
+                <w:szCs w:val="18"/>
+              </w:rPr>
+              <w:t>│   ├── web/</w:t>
+            </w:r>
+          </w:p>
+          <w:p>
+            <w:pPr>
+              <w:spacing w:after="0" w:line="260"/>
+            </w:pPr>
+            <w:r>
+              <w:rPr>
+                <w:rFonts w:ascii="Consolas" w:cs="Consolas" w:eastAsia="Consolas" w:hAnsi="Consolas"/>
+                <w:color w:val="1A1A1A"/>
+                <w:sz w:val="18"/>
+                <w:szCs w:val="18"/>
+              </w:rPr>
+              <w:t>│   │   ├── package.json</w:t>
+            </w:r>
+          </w:p>
+          <w:p>
+            <w:pPr>
+              <w:spacing w:after="0" w:line="260"/>
+            </w:pPr>
+            <w:r>
+              <w:rPr>
+                <w:rFonts w:ascii="Consolas" w:cs="Consolas" w:eastAsia="Consolas" w:hAnsi="Consolas"/>
+                <w:color w:val="1A1A1A"/>
+                <w:sz w:val="18"/>
+                <w:szCs w:val="18"/>
+              </w:rPr>
+              <w:t>│   │   ├── vite.config.ts</w:t>
+            </w:r>
+          </w:p>
+          <w:p>
+            <w:pPr>
+              <w:spacing w:after="0" w:line="260"/>
+            </w:pPr>
+            <w:r>
+              <w:rPr>
+                <w:rFonts w:ascii="Consolas" w:cs="Consolas" w:eastAsia="Consolas" w:hAnsi="Consolas"/>
+                <w:color w:val="1A1A1A"/>
+                <w:sz w:val="18"/>
+                <w:szCs w:val="18"/>
+              </w:rPr>
+              <w:t>│   │   ├── tailwind.config.ts</w:t>
+            </w:r>
+          </w:p>
+          <w:p>
+            <w:pPr>
+              <w:spacing w:after="0" w:line="260"/>
+            </w:pPr>
+            <w:r>
+              <w:rPr>
+                <w:rFonts w:ascii="Consolas" w:cs="Consolas" w:eastAsia="Consolas" w:hAnsi="Consolas"/>
+                <w:color w:val="1A1A1A"/>
+                <w:sz w:val="18"/>
+                <w:szCs w:val="18"/>
+              </w:rPr>
+              <w:t>│   │   ├── index.html</w:t>
+            </w:r>
+          </w:p>
+          <w:p>
+            <w:pPr>
+              <w:spacing w:after="0" w:line="260"/>
+            </w:pPr>
+            <w:r>
+              <w:rPr>
+                <w:rFonts w:ascii="Consolas" w:cs="Consolas" w:eastAsia="Consolas" w:hAnsi="Consolas"/>
+                <w:color w:val="1A1A1A"/>
+                <w:sz w:val="18"/>
+                <w:szCs w:val="18"/>
+              </w:rPr>
+              <w:t>│   │   └── src/</w:t>
+            </w:r>
+          </w:p>
+          <w:p>
+            <w:pPr>
+              <w:spacing w:after="0" w:line="260"/>
+            </w:pPr>
+            <w:r>
+              <w:rPr>
+                <w:rFonts w:ascii="Consolas" w:cs="Consolas" w:eastAsia="Consolas" w:hAnsi="Consolas"/>
+                <w:color w:val="1A1A1A"/>
+                <w:sz w:val="18"/>
+                <w:szCs w:val="18"/>
+              </w:rPr>
+              <w:t>│   │       ├── main.tsx</w:t>
+            </w:r>
+          </w:p>
+          <w:p>
+            <w:pPr>
+              <w:spacing w:after="0" w:line="260"/>
+            </w:pPr>
+            <w:r>
+              <w:rPr>
+                <w:rFonts w:ascii="Consolas" w:cs="Consolas" w:eastAsia="Consolas" w:hAnsi="Consolas"/>
+                <w:color w:val="1A1A1A"/>
+                <w:sz w:val="18"/>
+                <w:szCs w:val="18"/>
+              </w:rPr>
+              <w:t>│   │       ├── routes/               # TanStack Router file-based routes</w:t>
+            </w:r>
+          </w:p>
+          <w:p>
+            <w:pPr>
+              <w:spacing w:after="0" w:line="260"/>
+            </w:pPr>
+            <w:r>
+              <w:rPr>
+                <w:rFonts w:ascii="Consolas" w:cs="Consolas" w:eastAsia="Consolas" w:hAnsi="Consolas"/>
+                <w:color w:val="1A1A1A"/>
+                <w:sz w:val="18"/>
+                <w:szCs w:val="18"/>
+              </w:rPr>
+              <w:t>│   │       ├── components/</w:t>
+            </w:r>
+          </w:p>
+          <w:p>
+            <w:pPr>
+              <w:spacing w:after="0" w:line="260"/>
+            </w:pPr>
+            <w:r>
+              <w:rPr>
+                <w:rFonts w:ascii="Consolas" w:cs="Consolas" w:eastAsia="Consolas" w:hAnsi="Consolas"/>
+                <w:color w:val="1A1A1A"/>
+                <w:sz w:val="18"/>
+                <w:szCs w:val="18"/>
+              </w:rPr>
+              <w:t>│   │       │   ├── ui/               # Style Guide components</w:t>
+            </w:r>
+          </w:p>
+          <w:p>
+            <w:pPr>
+              <w:spacing w:after="0" w:line="260"/>
+            </w:pPr>
+            <w:r>
+              <w:rPr>
+                <w:rFonts w:ascii="Consolas" w:cs="Consolas" w:eastAsia="Consolas" w:hAnsi="Consolas"/>
+                <w:color w:val="1A1A1A"/>
+                <w:sz w:val="18"/>
+                <w:szCs w:val="18"/>
+              </w:rPr>
+              <w:t>│   │       │   └── features/</w:t>
+            </w:r>
+          </w:p>
+          <w:p>
+            <w:pPr>
+              <w:spacing w:after="0" w:line="260"/>
+            </w:pPr>
+            <w:r>
+              <w:rPr>
+                <w:rFonts w:ascii="Consolas" w:cs="Consolas" w:eastAsia="Consolas" w:hAnsi="Consolas"/>
+                <w:color w:val="1A1A1A"/>
+                <w:sz w:val="18"/>
+                <w:szCs w:val="18"/>
+              </w:rPr>
+              <w:t>│   │       ├── hooks/</w:t>
+            </w:r>
+          </w:p>
+          <w:p>
+            <w:pPr>
+              <w:spacing w:after="0" w:line="260"/>
+            </w:pPr>
+            <w:r>
+              <w:rPr>
+                <w:rFonts w:ascii="Consolas" w:cs="Consolas" w:eastAsia="Consolas" w:hAnsi="Consolas"/>
+                <w:color w:val="1A1A1A"/>
+                <w:sz w:val="18"/>
+                <w:szCs w:val="18"/>
+              </w:rPr>
+              <w:t>│   │       ├── lib/</w:t>
+            </w:r>
+          </w:p>
+          <w:p>
+            <w:pPr>
+              <w:spacing w:after="0" w:line="260"/>
+            </w:pPr>
+            <w:r>
+              <w:rPr>
+                <w:rFonts w:ascii="Consolas" w:cs="Consolas" w:eastAsia="Consolas" w:hAnsi="Consolas"/>
+                <w:color w:val="1A1A1A"/>
+                <w:sz w:val="18"/>
+                <w:szCs w:val="18"/>
+              </w:rPr>
+              <w:t>│   │       │   └── api.ts            # typed Hono RPC client</w:t>
+            </w:r>
+          </w:p>
+          <w:p>
+            <w:pPr>
+              <w:spacing w:after="0" w:line="260"/>
+            </w:pPr>
+            <w:r>
+              <w:rPr>
+                <w:rFonts w:ascii="Consolas" w:cs="Consolas" w:eastAsia="Consolas" w:hAnsi="Consolas"/>
+                <w:color w:val="1A1A1A"/>
+                <w:sz w:val="18"/>
+                <w:szCs w:val="18"/>
+              </w:rPr>
+              <w:t>│   │       └── test/</w:t>
+            </w:r>
+          </w:p>
+          <w:p>
+            <w:pPr>
+              <w:spacing w:after="0" w:line="260"/>
+            </w:pPr>
+            <w:r>
+              <w:rPr>
+                <w:rFonts w:ascii="Consolas" w:cs="Consolas" w:eastAsia="Consolas" w:hAnsi="Consolas"/>
+                <w:color w:val="1A1A1A"/>
+                <w:sz w:val="18"/>
+                <w:szCs w:val="18"/>
+              </w:rPr>
+              <w:t>│   └── infra/</w:t>
+            </w:r>
+          </w:p>
+          <w:p>
+            <w:pPr>
+              <w:spacing w:after="0" w:line="260"/>
+            </w:pPr>
+            <w:r>
+              <w:rPr>
+                <w:rFonts w:ascii="Consolas" w:cs="Consolas" w:eastAsia="Consolas" w:hAnsi="Consolas"/>
+                <w:color w:val="1A1A1A"/>
+                <w:sz w:val="18"/>
+                <w:szCs w:val="18"/>
+              </w:rPr>
+              <w:t>│       ├── package.json</w:t>
+            </w:r>
+          </w:p>
+          <w:p>
+            <w:pPr>
+              <w:spacing w:after="0" w:line="260"/>
+            </w:pPr>
+            <w:r>
+              <w:rPr>
+                <w:rFonts w:ascii="Consolas" w:cs="Consolas" w:eastAsia="Consolas" w:hAnsi="Consolas"/>
+                <w:color w:val="1A1A1A"/>
+                <w:sz w:val="18"/>
+                <w:szCs w:val="18"/>
+              </w:rPr>
+              <w:t>│       ├── bin/app.ts                # CDK entrypoint</w:t>
+            </w:r>
+          </w:p>
+          <w:p>
+            <w:pPr>
+              <w:spacing w:after="0" w:line="260"/>
+            </w:pPr>
+            <w:r>
+              <w:rPr>
+                <w:rFonts w:ascii="Consolas" w:cs="Consolas" w:eastAsia="Consolas" w:hAnsi="Consolas"/>
+                <w:color w:val="1A1A1A"/>
+                <w:sz w:val="18"/>
+                <w:szCs w:val="18"/>
+              </w:rPr>
+              <w:t>│       └── lib/</w:t>
+            </w:r>
+          </w:p>
+          <w:p>
+            <w:pPr>
+              <w:spacing w:after="0" w:line="260"/>
+            </w:pPr>
+            <w:r>
+              <w:rPr>
+                <w:rFonts w:ascii="Consolas" w:cs="Consolas" w:eastAsia="Consolas" w:hAnsi="Consolas"/>
+                <w:color w:val="1A1A1A"/>
+                <w:sz w:val="18"/>
+                <w:szCs w:val="18"/>
+              </w:rPr>
+              <w:t>│           ├── network-stack.ts</w:t>
+            </w:r>
+          </w:p>
+          <w:p>
+            <w:pPr>
+              <w:spacing w:after="0" w:line="260"/>
+            </w:pPr>
+            <w:r>
+              <w:rPr>
+                <w:rFonts w:ascii="Consolas" w:cs="Consolas" w:eastAsia="Consolas" w:hAnsi="Consolas"/>
+                <w:color w:val="1A1A1A"/>
+                <w:sz w:val="18"/>
+                <w:szCs w:val="18"/>
+              </w:rPr>
+              <w:t>│           ├── database-stack.ts</w:t>
+            </w:r>
+          </w:p>
+          <w:p>
+            <w:pPr>
+              <w:spacing w:after="0" w:line="260"/>
+            </w:pPr>
+            <w:r>
+              <w:rPr>
+                <w:rFonts w:ascii="Consolas" w:cs="Consolas" w:eastAsia="Consolas" w:hAnsi="Consolas"/>
+                <w:color w:val="1A1A1A"/>
+                <w:sz w:val="18"/>
+                <w:szCs w:val="18"/>
+              </w:rPr>
+              <w:t>│           ├── service-stack.ts</w:t>
+            </w:r>
+          </w:p>
+          <w:p>
+            <w:pPr>
+              <w:spacing w:after="0" w:line="260"/>
+            </w:pPr>
+            <w:r>
+              <w:rPr>
+                <w:rFonts w:ascii="Consolas" w:cs="Consolas" w:eastAsia="Consolas" w:hAnsi="Consolas"/>
+                <w:color w:val="1A1A1A"/>
+                <w:sz w:val="18"/>
+                <w:szCs w:val="18"/>
+              </w:rPr>
+              <w:t>│           └── pipeline-stack.ts</w:t>
+            </w:r>
+          </w:p>
+          <w:p>
+            <w:pPr>
+              <w:spacing w:after="0" w:line="260"/>
+            </w:pPr>
+            <w:r>
+              <w:rPr>
+                <w:rFonts w:ascii="Consolas" w:cs="Consolas" w:eastAsia="Consolas" w:hAnsi="Consolas"/>
+                <w:color w:val="1A1A1A"/>
+                <w:sz w:val="18"/>
+                <w:szCs w:val="18"/>
+              </w:rPr>
+              <w:t>└── Makefile                          # thin wrapper over pnpm scripts</w:t>
             </w:r>
           </w:p>
         </w:tc>
@@ -9097,17 +9051,7 @@
         <w:spacing w:after="100" w:before="0" w:line="300"/>
       </w:pPr>
       <w:r>
-        <w:rPr>
-          <w:rFonts w:ascii="Calibri" w:cs="Calibri" w:eastAsia="Calibri" w:hAnsi="Calibri"/>
-          <w:b w:val="false"/>
-          <w:bCs w:val="false"/>
-          <w:i w:val="false"/>
-          <w:iCs w:val="false"/>
-          <w:color w:val="1A1A1A"/>
-          <w:sz w:val="22"/>
-          <w:szCs w:val="22"/>
-        </w:rPr>
-        <w:t xml:space="preserve">The HiddenPlayer type lives in @rpgfc/shared so that the server-side rendering module can import it, but it is NOT re-exported from the package's public barrel. The web package imports only RenderedPlayer and supporting display types. This is enforced by two mechanisms:</w:t>
+        <w:t>The HiddenPlayer type lives in @rpgfc/shared but is not re-exported from the public barrel. Only the server rendering boundary and the protected simulation compiler may import the hidden side-door. The web package imports only RenderedPlayer and supporting display types. Lint restrictions block routes and web from both hidden state and server-private SimPlayer inputs.</w:t>
       </w:r>
     </w:p>
     <w:p>
@@ -9170,17 +9114,7 @@
         <w:spacing w:after="100" w:before="0" w:line="300"/>
       </w:pPr>
       <w:r>
-        <w:rPr>
-          <w:rFonts w:ascii="Calibri" w:cs="Calibri" w:eastAsia="Calibri" w:hAnsi="Calibri"/>
-          <w:b w:val="false"/>
-          <w:bCs w:val="false"/>
-          <w:i w:val="false"/>
-          <w:iCs w:val="false"/>
-          <w:color w:val="1A1A1A"/>
-          <w:sz w:val="22"/>
-          <w:szCs w:val="22"/>
-        </w:rPr>
-        <w:t xml:space="preserve">The Rendering layer exposes exactly one function per entity: renderPlayer, renderClub, renderRun, etc. These are the only functions in the codebase allowed to read hidden fields. The Hono route layer is forbidden by lint rule from importing anything except rendering/ and Zod schemas.</w:t>
+        <w:t>The Rendering layer exposes exactly one public projection function per entity: renderPlayer, renderClub, renderRun, and similar. These are the only functions allowed to translate hidden state into public data. The separate protected simulation compiler may translate hidden state into server-private SimPlayer inputs only. Hono routes remain forbidden from importing either hidden state or the private simulation compiler.</w:t>
       </w:r>
     </w:p>
     <w:tbl>
@@ -9820,311 +9754,51 @@
             </w:tcMar>
           </w:tcPr>
           <w:p>
-            <w:pPr>
-              <w:spacing w:after="0" w:line="260"/>
-            </w:pPr>
-            <w:r>
-              <w:rPr>
-                <w:rFonts w:ascii="Consolas" w:cs="Consolas" w:eastAsia="Consolas" w:hAnsi="Consolas"/>
-                <w:color w:val="1A1A1A"/>
-                <w:sz w:val="18"/>
-                <w:szCs w:val="18"/>
-              </w:rPr>
-              <w:t xml:space="preserve">// packages/server/src/routes/players.ts</w:t>
-            </w:r>
-          </w:p>
-          <w:p>
-            <w:pPr>
-              <w:spacing w:after="0" w:line="260"/>
-            </w:pPr>
-            <w:r>
-              <w:rPr>
-                <w:rFonts w:ascii="Consolas" w:cs="Consolas" w:eastAsia="Consolas" w:hAnsi="Consolas"/>
-                <w:color w:val="1A1A1A"/>
-                <w:sz w:val="18"/>
-                <w:szCs w:val="18"/>
-              </w:rPr>
-              <w:t xml:space="preserve">import { Hono } from "hono";</w:t>
-            </w:r>
-          </w:p>
-          <w:p>
-            <w:pPr>
-              <w:spacing w:after="0" w:line="260"/>
-            </w:pPr>
-            <w:r>
-              <w:rPr>
-                <w:rFonts w:ascii="Consolas" w:cs="Consolas" w:eastAsia="Consolas" w:hAnsi="Consolas"/>
-                <w:color w:val="1A1A1A"/>
-                <w:sz w:val="18"/>
-                <w:szCs w:val="18"/>
-              </w:rPr>
-              <w:t xml:space="preserve">import { zValidator } from "@hono/zod-validator";</w:t>
-            </w:r>
-          </w:p>
-          <w:p>
-            <w:pPr>
-              <w:spacing w:after="0" w:line="260"/>
-            </w:pPr>
-            <w:r>
-              <w:rPr>
-                <w:rFonts w:ascii="Consolas" w:cs="Consolas" w:eastAsia="Consolas" w:hAnsi="Consolas"/>
-                <w:color w:val="1A1A1A"/>
-                <w:sz w:val="18"/>
-                <w:szCs w:val="18"/>
-              </w:rPr>
-              <w:t xml:space="preserve">import { z } from "zod";</w:t>
-            </w:r>
-          </w:p>
-          <w:p>
-            <w:pPr>
-              <w:spacing w:after="0" w:line="260"/>
-            </w:pPr>
-            <w:r>
-              <w:rPr>
-                <w:rFonts w:ascii="Consolas" w:cs="Consolas" w:eastAsia="Consolas" w:hAnsi="Consolas"/>
-                <w:color w:val="1A1A1A"/>
-                <w:sz w:val="18"/>
-                <w:szCs w:val="18"/>
-              </w:rPr>
-              <w:t xml:space="preserve">import type { RenderedPlayer } from "@rpgfc/shared";</w:t>
-            </w:r>
-          </w:p>
-          <w:p>
-            <w:pPr>
-              <w:spacing w:after="0" w:line="260"/>
-            </w:pPr>
-            <w:r>
-              <w:rPr>
-                <w:rFonts w:ascii="Consolas" w:cs="Consolas" w:eastAsia="Consolas" w:hAnsi="Consolas"/>
-                <w:color w:val="1A1A1A"/>
-                <w:sz w:val="18"/>
-                <w:szCs w:val="18"/>
-              </w:rPr>
-              <w:t xml:space="preserve">import { renderPlayer } from "../rendering/player";</w:t>
-            </w:r>
-          </w:p>
-          <w:p>
-            <w:pPr>
-              <w:spacing w:after="0" w:line="260"/>
-            </w:pPr>
-            <w:r>
-              <w:rPr>
-                <w:rFonts w:ascii="Consolas" w:cs="Consolas" w:eastAsia="Consolas" w:hAnsi="Consolas"/>
-                <w:color w:val="1A1A1A"/>
-                <w:sz w:val="18"/>
-                <w:szCs w:val="18"/>
-              </w:rPr>
-              <w:t xml:space="preserve">import { getPlayerById } from "../application/players";</w:t>
-            </w:r>
-          </w:p>
-          <w:p>
-            <w:pPr>
-              <w:spacing w:after="0" w:line="260"/>
-            </w:pPr>
-            <w:r>
-              <w:rPr>
-                <w:rFonts w:ascii="Consolas" w:cs="Consolas" w:eastAsia="Consolas" w:hAnsi="Consolas"/>
-                <w:color w:val="1A1A1A"/>
-                <w:sz w:val="18"/>
-                <w:szCs w:val="18"/>
-              </w:rPr>
-              <w:t xml:space="preserve"> </w:t>
-            </w:r>
-          </w:p>
-          <w:p>
-            <w:pPr>
-              <w:spacing w:after="0" w:line="260"/>
-            </w:pPr>
-            <w:r>
-              <w:rPr>
-                <w:rFonts w:ascii="Consolas" w:cs="Consolas" w:eastAsia="Consolas" w:hAnsi="Consolas"/>
-                <w:color w:val="1A1A1A"/>
-                <w:sz w:val="18"/>
-                <w:szCs w:val="18"/>
-              </w:rPr>
-              <w:t xml:space="preserve">export const players = new Hono()</w:t>
-            </w:r>
-          </w:p>
-          <w:p>
-            <w:pPr>
-              <w:spacing w:after="0" w:line="260"/>
-            </w:pPr>
-            <w:r>
-              <w:rPr>
-                <w:rFonts w:ascii="Consolas" w:cs="Consolas" w:eastAsia="Consolas" w:hAnsi="Consolas"/>
-                <w:color w:val="1A1A1A"/>
-                <w:sz w:val="18"/>
-                <w:szCs w:val="18"/>
-              </w:rPr>
-              <w:t xml:space="preserve">  .get(</w:t>
-            </w:r>
-          </w:p>
-          <w:p>
-            <w:pPr>
-              <w:spacing w:after="0" w:line="260"/>
-            </w:pPr>
-            <w:r>
-              <w:rPr>
-                <w:rFonts w:ascii="Consolas" w:cs="Consolas" w:eastAsia="Consolas" w:hAnsi="Consolas"/>
-                <w:color w:val="1A1A1A"/>
-                <w:sz w:val="18"/>
-                <w:szCs w:val="18"/>
-              </w:rPr>
+            <w:r>
+              <w:rPr>
+                <w:rFonts w:ascii="Courier New" w:hAnsi="Courier New"/>
+                <w:sz w:val="18"/>
+              </w:rPr>
+              <w:t>// packages/server/src/routes/players.ts</w:t>
+              <w:br/>
+              <w:t>import { Hono } from "hono";</w:t>
+              <w:br/>
+              <w:t>import { zValidator } from "@hono/zod-validator";</w:t>
+              <w:br/>
+              <w:t>import { z } from "zod";</w:t>
+              <w:br/>
+              <w:t>import { renderPlayerById } from "../rendering/index";</w:t>
+              <w:br/>
+              <w:br/>
+              <w:t>export function createPlayersRoute(deps: PlayersRouteDeps) {</w:t>
+              <w:br/>
+              <w:t xml:space="preserve">  return new Hono().get(</w:t>
+              <w:br/>
               <w:t xml:space="preserve">    "/:id",</w:t>
-            </w:r>
-          </w:p>
-          <w:p>
-            <w:pPr>
-              <w:spacing w:after="0" w:line="260"/>
-            </w:pPr>
-            <w:r>
-              <w:rPr>
-                <w:rFonts w:ascii="Consolas" w:cs="Consolas" w:eastAsia="Consolas" w:hAnsi="Consolas"/>
-                <w:color w:val="1A1A1A"/>
-                <w:sz w:val="18"/>
-                <w:szCs w:val="18"/>
-              </w:rPr>
+              <w:br/>
               <w:t xml:space="preserve">    zValidator("param", z.object({ id: z.coerce.number() })),</w:t>
-            </w:r>
-          </w:p>
-          <w:p>
-            <w:pPr>
-              <w:spacing w:after="0" w:line="260"/>
-            </w:pPr>
-            <w:r>
-              <w:rPr>
-                <w:rFonts w:ascii="Consolas" w:cs="Consolas" w:eastAsia="Consolas" w:hAnsi="Consolas"/>
-                <w:color w:val="1A1A1A"/>
-                <w:sz w:val="18"/>
-                <w:szCs w:val="18"/>
-              </w:rPr>
+              <w:br/>
               <w:t xml:space="preserve">    async (c) =&gt; {</w:t>
-            </w:r>
-          </w:p>
-          <w:p>
-            <w:pPr>
-              <w:spacing w:after="0" w:line="260"/>
-            </w:pPr>
-            <w:r>
-              <w:rPr>
-                <w:rFonts w:ascii="Consolas" w:cs="Consolas" w:eastAsia="Consolas" w:hAnsi="Consolas"/>
-                <w:color w:val="1A1A1A"/>
-                <w:sz w:val="18"/>
-                <w:szCs w:val="18"/>
-              </w:rPr>
+              <w:br/>
               <w:t xml:space="preserve">      const { id } = c.req.valid("param");</w:t>
-            </w:r>
-          </w:p>
-          <w:p>
-            <w:pPr>
-              <w:spacing w:after="0" w:line="260"/>
-            </w:pPr>
-            <w:r>
-              <w:rPr>
-                <w:rFonts w:ascii="Consolas" w:cs="Consolas" w:eastAsia="Consolas" w:hAnsi="Consolas"/>
-                <w:color w:val="1A1A1A"/>
-                <w:sz w:val="18"/>
-                <w:szCs w:val="18"/>
-              </w:rPr>
-              <w:t xml:space="preserve">      const hidden = await getPlayerById(id);                     // HiddenPlayer</w:t>
-            </w:r>
-          </w:p>
-          <w:p>
-            <w:pPr>
-              <w:spacing w:after="0" w:line="260"/>
-            </w:pPr>
-            <w:r>
-              <w:rPr>
-                <w:rFonts w:ascii="Consolas" w:cs="Consolas" w:eastAsia="Consolas" w:hAnsi="Consolas"/>
-                <w:color w:val="1A1A1A"/>
-                <w:sz w:val="18"/>
-                <w:szCs w:val="18"/>
-              </w:rPr>
-              <w:t xml:space="preserve">      const rendered: RenderedPlayer = renderPlayer(hidden, {</w:t>
-            </w:r>
-          </w:p>
-          <w:p>
-            <w:pPr>
-              <w:spacing w:after="0" w:line="260"/>
-            </w:pPr>
-            <w:r>
-              <w:rPr>
-                <w:rFonts w:ascii="Consolas" w:cs="Consolas" w:eastAsia="Consolas" w:hAnsi="Consolas"/>
-                <w:color w:val="1A1A1A"/>
-                <w:sz w:val="18"/>
-                <w:szCs w:val="18"/>
-              </w:rPr>
-              <w:t xml:space="preserve">        viewerScoutLevel: c.get("scoutLevel"),</w:t>
-            </w:r>
-          </w:p>
-          <w:p>
-            <w:pPr>
-              <w:spacing w:after="0" w:line="260"/>
-            </w:pPr>
-            <w:r>
-              <w:rPr>
-                <w:rFonts w:ascii="Consolas" w:cs="Consolas" w:eastAsia="Consolas" w:hAnsi="Consolas"/>
-                <w:color w:val="1A1A1A"/>
-                <w:sz w:val="18"/>
-                <w:szCs w:val="18"/>
-              </w:rPr>
-              <w:t xml:space="preserve">        now: new Date(),</w:t>
-            </w:r>
-          </w:p>
-          <w:p>
-            <w:pPr>
-              <w:spacing w:after="0" w:line="260"/>
-            </w:pPr>
-            <w:r>
-              <w:rPr>
-                <w:rFonts w:ascii="Consolas" w:cs="Consolas" w:eastAsia="Consolas" w:hAnsi="Consolas"/>
-                <w:color w:val="1A1A1A"/>
-                <w:sz w:val="18"/>
-                <w:szCs w:val="18"/>
-              </w:rPr>
+              <w:br/>
+              <w:t xml:space="preserve">      const rendered = await renderPlayerById(deps.db, id, {</w:t>
+              <w:br/>
+              <w:t xml:space="preserve">        now: deps.now(),</w:t>
+              <w:br/>
+              <w:t xml:space="preserve">        viewerClubId: deps.userClubId,</w:t>
+              <w:br/>
               <w:t xml:space="preserve">      });</w:t>
-            </w:r>
-          </w:p>
-          <w:p>
-            <w:pPr>
-              <w:spacing w:after="0" w:line="260"/>
-            </w:pPr>
-            <w:r>
-              <w:rPr>
-                <w:rFonts w:ascii="Consolas" w:cs="Consolas" w:eastAsia="Consolas" w:hAnsi="Consolas"/>
-                <w:color w:val="1A1A1A"/>
-                <w:sz w:val="18"/>
-                <w:szCs w:val="18"/>
-              </w:rPr>
-              <w:t xml:space="preserve">      return c.json(rendered);                                    // RenderedPlayer only</w:t>
-            </w:r>
-          </w:p>
-          <w:p>
-            <w:pPr>
-              <w:spacing w:after="0" w:line="260"/>
-            </w:pPr>
-            <w:r>
-              <w:rPr>
-                <w:rFonts w:ascii="Consolas" w:cs="Consolas" w:eastAsia="Consolas" w:hAnsi="Consolas"/>
-                <w:color w:val="1A1A1A"/>
-                <w:sz w:val="18"/>
-                <w:szCs w:val="18"/>
-              </w:rPr>
-              <w:t xml:space="preserve">    }</w:t>
-            </w:r>
-          </w:p>
-          <w:p>
-            <w:pPr>
-              <w:spacing w:after="0" w:line="260"/>
-            </w:pPr>
-            <w:r>
-              <w:rPr>
-                <w:rFonts w:ascii="Consolas" w:cs="Consolas" w:eastAsia="Consolas" w:hAnsi="Consolas"/>
-                <w:color w:val="1A1A1A"/>
-                <w:sz w:val="18"/>
-                <w:szCs w:val="18"/>
-              </w:rPr>
+              <w:br/>
+              <w:t xml:space="preserve">      if (!rendered) return c.json({ error: { code: "not_found" } }, 404);</w:t>
+              <w:br/>
+              <w:t xml:space="preserve">      return c.json(rendered);</w:t>
+              <w:br/>
+              <w:t xml:space="preserve">    },</w:t>
+              <w:br/>
               <w:t xml:space="preserve">  );</w:t>
+              <w:br/>
+              <w:t>}</w:t>
             </w:r>
           </w:p>
         </w:tc>
@@ -13000,33 +12674,10 @@
             </w:tcMar>
           </w:tcPr>
           <w:p>
-            <w:pPr>
-              <w:spacing w:after="80"/>
-            </w:pPr>
-            <w:r>
-              <w:rPr>
-                <w:rFonts w:ascii="Calibri" w:cs="Calibri" w:eastAsia="Calibri" w:hAnsi="Calibri"/>
-                <w:b/>
-                <w:bCs/>
-                <w:color w:val="1F4E79"/>
-                <w:sz w:val="22"/>
-                <w:szCs w:val="22"/>
-              </w:rPr>
-              <w:t xml:space="preserve">Out of scope for this TDD</w:t>
-            </w:r>
-          </w:p>
-          <w:p>
-            <w:pPr>
-              <w:spacing w:after="0" w:line="280"/>
-            </w:pPr>
-            <w:r>
-              <w:rPr>
-                <w:rFonts w:ascii="Calibri" w:cs="Calibri" w:eastAsia="Calibri" w:hAnsi="Calibri"/>
-                <w:color w:val="1A1A1A"/>
-                <w:sz w:val="22"/>
-                <w:szCs w:val="22"/>
-              </w:rPr>
-              <w:t xml:space="preserve">The real match simulation engine is out of scope for this document. It will be designed and implemented as a separate Python service with its own TDD, and invoked over HTTP by the Hono backend. This section specifies only (a) the interface the backend codes against, and (b) the deterministic stub that ships with v1 so every other feature can be exercised end-to-end.</w:t>
+            <w:r>
+              <w:t>Play-ready simulation contract</w:t>
+              <w:br/>
+              <w:t>The v1 causal TypeScript engine is in scope for this TDD. It consumes a server-private SimMatchInput, produces a deterministic causal event ledger, and derives results, factual statistics, availability consequences, and prose evidence from that ledger. A future Python service may implement the same interface without changing application or route code.</w:t>
             </w:r>
           </w:p>
         </w:tc>
@@ -13101,311 +12752,32 @@
             </w:tcMar>
           </w:tcPr>
           <w:p>
-            <w:pPr>
-              <w:spacing w:after="0" w:line="260"/>
-            </w:pPr>
-            <w:r>
-              <w:rPr>
-                <w:rFonts w:ascii="Consolas" w:cs="Consolas" w:eastAsia="Consolas" w:hAnsi="Consolas"/>
-                <w:color w:val="1A1A1A"/>
-                <w:sz w:val="18"/>
-                <w:szCs w:val="18"/>
-              </w:rPr>
-              <w:t xml:space="preserve">// packages/server/src/sim/interface.ts</w:t>
-            </w:r>
-          </w:p>
-          <w:p>
-            <w:pPr>
-              <w:spacing w:after="0" w:line="260"/>
-            </w:pPr>
-            <w:r>
-              <w:rPr>
-                <w:rFonts w:ascii="Consolas" w:cs="Consolas" w:eastAsia="Consolas" w:hAnsi="Consolas"/>
-                <w:color w:val="1A1A1A"/>
-                <w:sz w:val="18"/>
-                <w:szCs w:val="18"/>
-              </w:rPr>
-              <w:t xml:space="preserve">import type { HiddenPlayer, MatchContext, MatchResult, FormUpdate } from "@rpgfc/shared";</w:t>
-            </w:r>
-          </w:p>
-          <w:p>
-            <w:pPr>
-              <w:spacing w:after="0" w:line="260"/>
-            </w:pPr>
-            <w:r>
-              <w:rPr>
-                <w:rFonts w:ascii="Consolas" w:cs="Consolas" w:eastAsia="Consolas" w:hAnsi="Consolas"/>
-                <w:color w:val="1A1A1A"/>
-                <w:sz w:val="18"/>
-                <w:szCs w:val="18"/>
-              </w:rPr>
-              <w:t xml:space="preserve"> </w:t>
-            </w:r>
-          </w:p>
-          <w:p>
-            <w:pPr>
-              <w:spacing w:after="0" w:line="260"/>
-            </w:pPr>
-            <w:r>
-              <w:rPr>
-                <w:rFonts w:ascii="Consolas" w:cs="Consolas" w:eastAsia="Consolas" w:hAnsi="Consolas"/>
-                <w:color w:val="1A1A1A"/>
-                <w:sz w:val="18"/>
-                <w:szCs w:val="18"/>
-              </w:rPr>
-              <w:t xml:space="preserve">export interface SimEngine {</w:t>
-            </w:r>
-          </w:p>
-          <w:p>
-            <w:pPr>
-              <w:spacing w:after="0" w:line="260"/>
-            </w:pPr>
-            <w:r>
-              <w:rPr>
-                <w:rFonts w:ascii="Consolas" w:cs="Consolas" w:eastAsia="Consolas" w:hAnsi="Consolas"/>
-                <w:color w:val="1A1A1A"/>
-                <w:sz w:val="18"/>
-                <w:szCs w:val="18"/>
-              </w:rPr>
-              <w:t xml:space="preserve">  /** Simulate one match between two teams. */</w:t>
-            </w:r>
-          </w:p>
-          <w:p>
-            <w:pPr>
-              <w:spacing w:after="0" w:line="260"/>
-            </w:pPr>
-            <w:r>
-              <w:rPr>
-                <w:rFonts w:ascii="Consolas" w:cs="Consolas" w:eastAsia="Consolas" w:hAnsi="Consolas"/>
-                <w:color w:val="1A1A1A"/>
-                <w:sz w:val="18"/>
-                <w:szCs w:val="18"/>
-              </w:rPr>
-              <w:t xml:space="preserve">  simulateMatch(</w:t>
-            </w:r>
-          </w:p>
-          <w:p>
-            <w:pPr>
-              <w:spacing w:after="0" w:line="260"/>
-            </w:pPr>
-            <w:r>
-              <w:rPr>
-                <w:rFonts w:ascii="Consolas" w:cs="Consolas" w:eastAsia="Consolas" w:hAnsi="Consolas"/>
-                <w:color w:val="1A1A1A"/>
-                <w:sz w:val="18"/>
-                <w:szCs w:val="18"/>
-              </w:rPr>
-              <w:t xml:space="preserve">    home: HiddenPlayer[],</w:t>
-            </w:r>
-          </w:p>
-          <w:p>
-            <w:pPr>
-              <w:spacing w:after="0" w:line="260"/>
-            </w:pPr>
-            <w:r>
-              <w:rPr>
-                <w:rFonts w:ascii="Consolas" w:cs="Consolas" w:eastAsia="Consolas" w:hAnsi="Consolas"/>
-                <w:color w:val="1A1A1A"/>
-                <w:sz w:val="18"/>
-                <w:szCs w:val="18"/>
-              </w:rPr>
-              <w:t xml:space="preserve">    away: HiddenPlayer[],</w:t>
-            </w:r>
-          </w:p>
-          <w:p>
-            <w:pPr>
-              <w:spacing w:after="0" w:line="260"/>
-            </w:pPr>
-            <w:r>
-              <w:rPr>
-                <w:rFonts w:ascii="Consolas" w:cs="Consolas" w:eastAsia="Consolas" w:hAnsi="Consolas"/>
-                <w:color w:val="1A1A1A"/>
-                <w:sz w:val="18"/>
-                <w:szCs w:val="18"/>
-              </w:rPr>
-              <w:t xml:space="preserve">    ctx: MatchContext</w:t>
-            </w:r>
-          </w:p>
-          <w:p>
-            <w:pPr>
-              <w:spacing w:after="0" w:line="260"/>
-            </w:pPr>
-            <w:r>
-              <w:rPr>
-                <w:rFonts w:ascii="Consolas" w:cs="Consolas" w:eastAsia="Consolas" w:hAnsi="Consolas"/>
-                <w:color w:val="1A1A1A"/>
-                <w:sz w:val="18"/>
-                <w:szCs w:val="18"/>
-              </w:rPr>
-              <w:t xml:space="preserve">  ): Promise&lt;MatchResult&gt;;</w:t>
-            </w:r>
-          </w:p>
-          <w:p>
-            <w:pPr>
-              <w:spacing w:after="0" w:line="260"/>
-            </w:pPr>
-            <w:r>
-              <w:rPr>
-                <w:rFonts w:ascii="Consolas" w:cs="Consolas" w:eastAsia="Consolas" w:hAnsi="Consolas"/>
-                <w:color w:val="1A1A1A"/>
-                <w:sz w:val="18"/>
-                <w:szCs w:val="18"/>
-              </w:rPr>
-              <w:t xml:space="preserve"> </w:t>
-            </w:r>
-          </w:p>
-          <w:p>
-            <w:pPr>
-              <w:spacing w:after="0" w:line="260"/>
-            </w:pPr>
-            <w:r>
-              <w:rPr>
-                <w:rFonts w:ascii="Consolas" w:cs="Consolas" w:eastAsia="Consolas" w:hAnsi="Consolas"/>
-                <w:color w:val="1A1A1A"/>
-                <w:sz w:val="18"/>
-                <w:szCs w:val="18"/>
-              </w:rPr>
-              <w:t xml:space="preserve">  /** Simulate a training week and return per-player effects. */</w:t>
-            </w:r>
-          </w:p>
-          <w:p>
-            <w:pPr>
-              <w:spacing w:after="0" w:line="260"/>
-            </w:pPr>
-            <w:r>
-              <w:rPr>
-                <w:rFonts w:ascii="Consolas" w:cs="Consolas" w:eastAsia="Consolas" w:hAnsi="Consolas"/>
-                <w:color w:val="1A1A1A"/>
-                <w:sz w:val="18"/>
-                <w:szCs w:val="18"/>
-              </w:rPr>
-              <w:t xml:space="preserve">  simulateTrainingWeek(</w:t>
-            </w:r>
-          </w:p>
-          <w:p>
-            <w:pPr>
-              <w:spacing w:after="0" w:line="260"/>
-            </w:pPr>
-            <w:r>
-              <w:rPr>
-                <w:rFonts w:ascii="Consolas" w:cs="Consolas" w:eastAsia="Consolas" w:hAnsi="Consolas"/>
-                <w:color w:val="1A1A1A"/>
-                <w:sz w:val="18"/>
-                <w:szCs w:val="18"/>
-              </w:rPr>
-              <w:t xml:space="preserve">    players: HiddenPlayer[],</w:t>
-            </w:r>
-          </w:p>
-          <w:p>
-            <w:pPr>
-              <w:spacing w:after="0" w:line="260"/>
-            </w:pPr>
-            <w:r>
-              <w:rPr>
-                <w:rFonts w:ascii="Consolas" w:cs="Consolas" w:eastAsia="Consolas" w:hAnsi="Consolas"/>
-                <w:color w:val="1A1A1A"/>
-                <w:sz w:val="18"/>
-                <w:szCs w:val="18"/>
-              </w:rPr>
-              <w:t xml:space="preserve">    regimen: TrainingRegimen</w:t>
-            </w:r>
-          </w:p>
-          <w:p>
-            <w:pPr>
-              <w:spacing w:after="0" w:line="260"/>
-            </w:pPr>
-            <w:r>
-              <w:rPr>
-                <w:rFonts w:ascii="Consolas" w:cs="Consolas" w:eastAsia="Consolas" w:hAnsi="Consolas"/>
-                <w:color w:val="1A1A1A"/>
-                <w:sz w:val="18"/>
-                <w:szCs w:val="18"/>
-              </w:rPr>
-              <w:t xml:space="preserve">  ): Promise&lt;FormUpdate[]&gt;;</w:t>
-            </w:r>
-          </w:p>
-          <w:p>
-            <w:pPr>
-              <w:spacing w:after="0" w:line="260"/>
-            </w:pPr>
-            <w:r>
-              <w:rPr>
-                <w:rFonts w:ascii="Consolas" w:cs="Consolas" w:eastAsia="Consolas" w:hAnsi="Consolas"/>
-                <w:color w:val="1A1A1A"/>
-                <w:sz w:val="18"/>
-                <w:szCs w:val="18"/>
-              </w:rPr>
-              <w:t xml:space="preserve"> </w:t>
-            </w:r>
-          </w:p>
-          <w:p>
-            <w:pPr>
-              <w:spacing w:after="0" w:line="260"/>
-            </w:pPr>
-            <w:r>
-              <w:rPr>
-                <w:rFonts w:ascii="Consolas" w:cs="Consolas" w:eastAsia="Consolas" w:hAnsi="Consolas"/>
-                <w:color w:val="1A1A1A"/>
-                <w:sz w:val="18"/>
-                <w:szCs w:val="18"/>
-              </w:rPr>
-              <w:t xml:space="preserve">  /** Estimate a player's transfer value as a certainty band, not a number. */</w:t>
-            </w:r>
-          </w:p>
-          <w:p>
-            <w:pPr>
-              <w:spacing w:after="0" w:line="260"/>
-            </w:pPr>
-            <w:r>
-              <w:rPr>
-                <w:rFonts w:ascii="Consolas" w:cs="Consolas" w:eastAsia="Consolas" w:hAnsi="Consolas"/>
-                <w:color w:val="1A1A1A"/>
-                <w:sz w:val="18"/>
-                <w:szCs w:val="18"/>
-              </w:rPr>
-              <w:t xml:space="preserve">  estimateValueBand(player: HiddenPlayer): Promise&lt;ValueBand&gt;;</w:t>
-            </w:r>
-          </w:p>
-          <w:p>
-            <w:pPr>
-              <w:spacing w:after="0" w:line="260"/>
-            </w:pPr>
-            <w:r>
-              <w:rPr>
-                <w:rFonts w:ascii="Consolas" w:cs="Consolas" w:eastAsia="Consolas" w:hAnsi="Consolas"/>
-                <w:color w:val="1A1A1A"/>
-                <w:sz w:val="18"/>
-                <w:szCs w:val="18"/>
-              </w:rPr>
-              <w:t xml:space="preserve">}</w:t>
-            </w:r>
-          </w:p>
-          <w:p>
-            <w:pPr>
-              <w:spacing w:after="0" w:line="260"/>
-            </w:pPr>
-            <w:r>
-              <w:rPr>
-                <w:rFonts w:ascii="Consolas" w:cs="Consolas" w:eastAsia="Consolas" w:hAnsi="Consolas"/>
-                <w:color w:val="1A1A1A"/>
-                <w:sz w:val="18"/>
-                <w:szCs w:val="18"/>
-              </w:rPr>
-              <w:t xml:space="preserve"> </w:t>
-            </w:r>
-          </w:p>
-          <w:p>
-            <w:pPr>
-              <w:spacing w:after="0" w:line="260"/>
-            </w:pPr>
-            <w:r>
-              <w:rPr>
-                <w:rFonts w:ascii="Consolas" w:cs="Consolas" w:eastAsia="Consolas" w:hAnsi="Consolas"/>
-                <w:color w:val="1A1A1A"/>
-                <w:sz w:val="18"/>
-                <w:szCs w:val="18"/>
-              </w:rPr>
-              <w:t xml:space="preserve">export type ValueBand = "Minimal" | "Modest" | "Notable" | "Significant" | "Elite";</w:t>
+            <w:r>
+              <w:rPr>
+                <w:rFonts w:ascii="Courier New" w:hAnsi="Courier New"/>
+                <w:sz w:val="18"/>
+              </w:rPr>
+              <w:t>// packages/server/src/sim/interface.ts</w:t>
+              <w:br/>
+              <w:t>export interface SimEngine {</w:t>
+              <w:br/>
+              <w:t xml:space="preserve">  simulateMatch(input: SimMatchInput): SimMatchResult;</w:t>
+              <w:br/>
+              <w:t>}</w:t>
+              <w:br/>
+              <w:br/>
+              <w:t>export interface SimMatchInput {</w:t>
+              <w:br/>
+              <w:t xml:space="preserve">  matchId: number; season: number; matchday: number; seed: number;</w:t>
+              <w:br/>
+              <w:t xml:space="preserve">  home: SimSide; away: SimSide;</w:t>
+              <w:br/>
+              <w:t>}</w:t>
+              <w:br/>
+              <w:br/>
+              <w:t>// SimSide carries tactics, eligible starters, bench, qualitative pressure,</w:t>
+              <w:br/>
+              <w:t>// and server-private compiled player capabilities. No SimPlayer shape is public.</w:t>
             </w:r>
           </w:p>
         </w:tc>
@@ -13417,15 +12789,7 @@
         <w:spacing w:after="120" w:before="280"/>
       </w:pPr>
       <w:r>
-        <w:rPr>
-          <w:rFonts w:ascii="Calibri" w:cs="Calibri" w:eastAsia="Calibri" w:hAnsi="Calibri"/>
-          <w:b/>
-          <w:bCs/>
-          <w:color w:val="1F4E79"/>
-          <w:sz w:val="28"/>
-          <w:szCs w:val="28"/>
-        </w:rPr>
-        <w:t xml:space="preserve">9.2 The v1 Stub</w:t>
+        <w:t>9.2 The v1 Causal TypeScript Engine</w:t>
       </w:r>
     </w:p>
     <w:p>
@@ -13433,17 +12797,7 @@
         <w:spacing w:after="100" w:before="0" w:line="300"/>
       </w:pPr>
       <w:r>
-        <w:rPr>
-          <w:rFonts w:ascii="Calibri" w:cs="Calibri" w:eastAsia="Calibri" w:hAnsi="Calibri"/>
-          <w:b w:val="false"/>
-          <w:bCs w:val="false"/>
-          <w:i w:val="false"/>
-          <w:iCs w:val="false"/>
-          <w:color w:val="1A1A1A"/>
-          <w:sz w:val="22"/>
-          <w:szCs w:val="22"/>
-        </w:rPr>
-        <w:t xml:space="preserve">packages/server/src/sim/stub.ts is a deterministic implementation that lets the rest of the application work without the real engine. It is a first-class module — tested, reviewed, and shipped — not a placeholder to be deleted. The stub's rules are intentionally simple but stable, so tests and playthroughs are repeatable.</w:t>
+        <w:t>packages/server/src/sim/ implements a deterministic phase-and-chance engine. It is a first-class, tested module. Hidden gifts, mental traits, role fit, tactical style, team instructions, contextual badges, condition, and opponent context affect event probabilities.</w:t>
       </w:r>
     </w:p>
     <w:p>
@@ -13456,13 +12810,7 @@
         <w:spacing w:after="60" w:line="280"/>
       </w:pPr>
       <w:r>
-        <w:rPr>
-          <w:rFonts w:ascii="Calibri" w:cs="Calibri" w:eastAsia="Calibri" w:hAnsi="Calibri"/>
-          <w:color w:val="1A1A1A"/>
-          <w:sz w:val="22"/>
-          <w:szCs w:val="22"/>
-        </w:rPr>
-        <w:t xml:space="preserve">Match outcomes are drawn from a seeded PRNG (seed = hash(runId, weekNumber, homeId, awayId)). Same inputs always produce same results.</w:t>
+        <w:t>Every random choice uses the supplied match seed. The complete input and seed produce byte-identical events, performances, and results. Season is included in fixture seeding.</w:t>
       </w:r>
     </w:p>
     <w:p>
@@ -13475,13 +12823,7 @@
         <w:spacing w:after="60" w:line="280"/>
       </w:pPr>
       <w:r>
-        <w:rPr>
-          <w:rFonts w:ascii="Calibri" w:cs="Calibri" w:eastAsia="Calibri" w:hAnsi="Calibri"/>
-          <w:color w:val="1A1A1A"/>
-          <w:sz w:val="22"/>
-          <w:szCs w:val="22"/>
-        </w:rPr>
-        <w:t xml:space="preserve">Win probability is proportional to the sum of 'Experience' and 'Positional Mastery' badges on each squad, with a small home-field adder.</w:t>
+        <w:t>The engine resolves build-up, pressure, transitions, chance creation, finishing, and saves as contextual matchups. No universal badge count or player-strength total decides matches.</w:t>
       </w:r>
     </w:p>
     <w:p>
@@ -13494,13 +12836,7 @@
         <w:spacing w:after="60" w:line="280"/>
       </w:pPr>
       <w:r>
-        <w:rPr>
-          <w:rFonts w:ascii="Calibri" w:cs="Calibri" w:eastAsia="Calibri" w:hAnsi="Calibri"/>
-          <w:color w:val="1A1A1A"/>
-          <w:sz w:val="22"/>
-          <w:szCs w:val="22"/>
-        </w:rPr>
-        <w:t xml:space="preserve">Goals are drawn from a truncated Poisson distribution around the computed win probability.</w:t>
+        <w:t>A persisted causal event ledger is the source of truth for goals, shots, expected goals, key passes, tactical evidence, and match prose. Reports never invent causes after the score.</w:t>
       </w:r>
     </w:p>
     <w:p>
@@ -13513,13 +12849,7 @@
         <w:spacing w:after="60" w:line="280"/>
       </w:pPr>
       <w:r>
-        <w:rPr>
-          <w:rFonts w:ascii="Calibri" w:cs="Calibri" w:eastAsia="Calibri" w:hAnsi="Calibri"/>
-          <w:color w:val="1A1A1A"/>
-          <w:sz w:val="22"/>
-          <w:szCs w:val="22"/>
-        </w:rPr>
-        <w:t xml:space="preserve">Training effects are weekly form updates drawn from a narrow normal distribution, with occasional 'breakthrough' events gated by the 'Developing' experience tier.</w:t>
+        <w:t>Badge effects are conditional: a badge helps only when its declared context occurs. Formation, style, and instructions change event selection and matchup probabilities rather than adding a universal team bonus.</w:t>
       </w:r>
     </w:p>
     <w:p>
@@ -13532,13 +12862,7 @@
         <w:spacing w:after="60" w:line="280"/>
       </w:pPr>
       <w:r>
-        <w:rPr>
-          <w:rFonts w:ascii="Calibri" w:cs="Calibri" w:eastAsia="Calibri" w:hAnsi="Calibri"/>
-          <w:color w:val="1A1A1A"/>
-          <w:sz w:val="22"/>
-          <w:szCs w:val="22"/>
-        </w:rPr>
-        <w:t xml:space="preserve">Value bands are computed from badge count + experience tier, masked through the current viewer's certainty.</w:t>
+        <w:t>Season pressure is server-private numeric state rendered as qualitative availability. Fatigue, injury, suspension, recovery, bench selection, and deterministic substitutions feed the same event and performance model.</w:t>
       </w:r>
     </w:p>
     <w:p>
@@ -13547,15 +12871,7 @@
         <w:spacing w:after="120" w:before="280"/>
       </w:pPr>
       <w:r>
-        <w:rPr>
-          <w:rFonts w:ascii="Calibri" w:cs="Calibri" w:eastAsia="Calibri" w:hAnsi="Calibri"/>
-          <w:b/>
-          <w:bCs/>
-          <w:color w:val="1F4E79"/>
-          <w:sz w:val="28"/>
-          <w:szCs w:val="28"/>
-        </w:rPr>
-        <w:t xml:space="preserve">9.3 The Python Service Client (stub)</w:t>
+        <w:t>9.3 Protected Simulation Input Boundary</w:t>
       </w:r>
     </w:p>
     <w:p>
@@ -13563,17 +12879,7 @@
         <w:spacing w:after="100" w:before="0" w:line="300"/>
       </w:pPr>
       <w:r>
-        <w:rPr>
-          <w:rFonts w:ascii="Calibri" w:cs="Calibri" w:eastAsia="Calibri" w:hAnsi="Calibri"/>
-          <w:b w:val="false"/>
-          <w:bCs w:val="false"/>
-          <w:i w:val="false"/>
-          <w:iCs w:val="false"/>
-          <w:color w:val="1A1A1A"/>
-          <w:sz w:val="22"/>
-          <w:szCs w:val="22"/>
-        </w:rPr>
-        <w:t xml:space="preserve">packages/server/src/sim/pythonClient.ts exists as a typed scaffold for the future Python service but throws on every call in v1. This keeps the interface honest: when the Python service is built, the only code change on the Hono side is flipping a config flag.</w:t>
+        <w:t>The rendering boundary remains the only path from hidden state to public player data. A second, narrow server-private compiler under packages/server/src/sim/ may read hidden player state only to construct SimPlayer inputs. Its outputs are never exported through shared public barrels, routes, or Hono responses. Lint and doctrine tests enforce that routes and web cannot import it.</w:t>
       </w:r>
     </w:p>
     <w:tbl>
@@ -13610,311 +12916,41 @@
             </w:tcMar>
           </w:tcPr>
           <w:p>
-            <w:pPr>
-              <w:spacing w:after="0" w:line="260"/>
-            </w:pPr>
-            <w:r>
-              <w:rPr>
-                <w:rFonts w:ascii="Consolas" w:cs="Consolas" w:eastAsia="Consolas" w:hAnsi="Consolas"/>
-                <w:color w:val="1A1A1A"/>
-                <w:sz w:val="18"/>
-                <w:szCs w:val="18"/>
-              </w:rPr>
-              <w:t xml:space="preserve">// packages/server/src/sim/pythonClient.ts</w:t>
-            </w:r>
-          </w:p>
-          <w:p>
-            <w:pPr>
-              <w:spacing w:after="0" w:line="260"/>
-            </w:pPr>
-            <w:r>
-              <w:rPr>
-                <w:rFonts w:ascii="Consolas" w:cs="Consolas" w:eastAsia="Consolas" w:hAnsi="Consolas"/>
-                <w:color w:val="1A1A1A"/>
-                <w:sz w:val="18"/>
-                <w:szCs w:val="18"/>
-              </w:rPr>
-              <w:t xml:space="preserve">import type { SimEngine, MatchResult, FormUpdate, ValueBand } from "./interface";</w:t>
-            </w:r>
-          </w:p>
-          <w:p>
-            <w:pPr>
-              <w:spacing w:after="0" w:line="260"/>
-            </w:pPr>
-            <w:r>
-              <w:rPr>
-                <w:rFonts w:ascii="Consolas" w:cs="Consolas" w:eastAsia="Consolas" w:hAnsi="Consolas"/>
-                <w:color w:val="1A1A1A"/>
-                <w:sz w:val="18"/>
-                <w:szCs w:val="18"/>
-              </w:rPr>
-              <w:t xml:space="preserve"> </w:t>
-            </w:r>
-          </w:p>
-          <w:p>
-            <w:pPr>
-              <w:spacing w:after="0" w:line="260"/>
-            </w:pPr>
-            <w:r>
-              <w:rPr>
-                <w:rFonts w:ascii="Consolas" w:cs="Consolas" w:eastAsia="Consolas" w:hAnsi="Consolas"/>
-                <w:color w:val="1A1A1A"/>
-                <w:sz w:val="18"/>
-                <w:szCs w:val="18"/>
-              </w:rPr>
-              <w:t xml:space="preserve">export function createPythonSimClient(baseUrl: string): SimEngine {</w:t>
-            </w:r>
-          </w:p>
-          <w:p>
-            <w:pPr>
-              <w:spacing w:after="0" w:line="260"/>
-            </w:pPr>
-            <w:r>
-              <w:rPr>
-                <w:rFonts w:ascii="Consolas" w:cs="Consolas" w:eastAsia="Consolas" w:hAnsi="Consolas"/>
-                <w:color w:val="1A1A1A"/>
-                <w:sz w:val="18"/>
-                <w:szCs w:val="18"/>
-              </w:rPr>
+            <w:r>
+              <w:rPr>
+                <w:rFonts w:ascii="Courier New" w:hAnsi="Courier New"/>
+                <w:sz w:val="18"/>
+              </w:rPr>
+              <w:t>// packages/server/src/sim/pythonClient.ts</w:t>
+              <w:br/>
+              <w:t>import type { SimEngine, SimMatchInput, SimMatchResult } from "./interface";</w:t>
+              <w:br/>
+              <w:br/>
+              <w:t>export function createPythonSimClient(baseUrl: string): SimEngine {</w:t>
+              <w:br/>
               <w:t xml:space="preserve">  return {</w:t>
-            </w:r>
-          </w:p>
-          <w:p>
-            <w:pPr>
-              <w:spacing w:after="0" w:line="260"/>
-            </w:pPr>
-            <w:r>
-              <w:rPr>
-                <w:rFonts w:ascii="Consolas" w:cs="Consolas" w:eastAsia="Consolas" w:hAnsi="Consolas"/>
-                <w:color w:val="1A1A1A"/>
-                <w:sz w:val="18"/>
-                <w:szCs w:val="18"/>
-              </w:rPr>
-              <w:t xml:space="preserve">    async simulateMatch(home, away, ctx): Promise&lt;MatchResult&gt; {</w:t>
-            </w:r>
-          </w:p>
-          <w:p>
-            <w:pPr>
-              <w:spacing w:after="0" w:line="260"/>
-            </w:pPr>
-            <w:r>
-              <w:rPr>
-                <w:rFonts w:ascii="Consolas" w:cs="Consolas" w:eastAsia="Consolas" w:hAnsi="Consolas"/>
-                <w:color w:val="1A1A1A"/>
-                <w:sz w:val="18"/>
-                <w:szCs w:val="18"/>
-              </w:rPr>
-              <w:t xml:space="preserve">      const res = await fetch(`${baseUrl}/simulate-match`, {</w:t>
-            </w:r>
-          </w:p>
-          <w:p>
-            <w:pPr>
-              <w:spacing w:after="0" w:line="260"/>
-            </w:pPr>
-            <w:r>
-              <w:rPr>
-                <w:rFonts w:ascii="Consolas" w:cs="Consolas" w:eastAsia="Consolas" w:hAnsi="Consolas"/>
-                <w:color w:val="1A1A1A"/>
-                <w:sz w:val="18"/>
-                <w:szCs w:val="18"/>
-              </w:rPr>
+              <w:br/>
+              <w:t xml:space="preserve">    async simulateMatch(input: SimMatchInput): Promise&lt;SimMatchResult&gt; {</w:t>
+              <w:br/>
+              <w:t xml:space="preserve">      const response = await fetch(`${baseUrl}/simulate-match`, {</w:t>
+              <w:br/>
               <w:t xml:space="preserve">        method: "POST",</w:t>
-            </w:r>
-          </w:p>
-          <w:p>
-            <w:pPr>
-              <w:spacing w:after="0" w:line="260"/>
-            </w:pPr>
-            <w:r>
-              <w:rPr>
-                <w:rFonts w:ascii="Consolas" w:cs="Consolas" w:eastAsia="Consolas" w:hAnsi="Consolas"/>
-                <w:color w:val="1A1A1A"/>
-                <w:sz w:val="18"/>
-                <w:szCs w:val="18"/>
-              </w:rPr>
+              <w:br/>
               <w:t xml:space="preserve">        headers: { "content-type": "application/json" },</w:t>
-            </w:r>
-          </w:p>
-          <w:p>
-            <w:pPr>
-              <w:spacing w:after="0" w:line="260"/>
-            </w:pPr>
-            <w:r>
-              <w:rPr>
-                <w:rFonts w:ascii="Consolas" w:cs="Consolas" w:eastAsia="Consolas" w:hAnsi="Consolas"/>
-                <w:color w:val="1A1A1A"/>
-                <w:sz w:val="18"/>
-                <w:szCs w:val="18"/>
-              </w:rPr>
-              <w:t xml:space="preserve">        body: JSON.stringify({ home, away, ctx }),</w:t>
-            </w:r>
-          </w:p>
-          <w:p>
-            <w:pPr>
-              <w:spacing w:after="0" w:line="260"/>
-            </w:pPr>
-            <w:r>
-              <w:rPr>
-                <w:rFonts w:ascii="Consolas" w:cs="Consolas" w:eastAsia="Consolas" w:hAnsi="Consolas"/>
-                <w:color w:val="1A1A1A"/>
-                <w:sz w:val="18"/>
-                <w:szCs w:val="18"/>
-              </w:rPr>
+              <w:br/>
+              <w:t xml:space="preserve">        body: JSON.stringify(input),</w:t>
+              <w:br/>
               <w:t xml:space="preserve">      });</w:t>
-            </w:r>
-          </w:p>
-          <w:p>
-            <w:pPr>
-              <w:spacing w:after="0" w:line="260"/>
-            </w:pPr>
-            <w:r>
-              <w:rPr>
-                <w:rFonts w:ascii="Consolas" w:cs="Consolas" w:eastAsia="Consolas" w:hAnsi="Consolas"/>
-                <w:color w:val="1A1A1A"/>
-                <w:sz w:val="18"/>
-                <w:szCs w:val="18"/>
-              </w:rPr>
-              <w:t xml:space="preserve">      if (!res.ok) throw new Error(`sim: ${res.status}`);</w:t>
-            </w:r>
-          </w:p>
-          <w:p>
-            <w:pPr>
-              <w:spacing w:after="0" w:line="260"/>
-            </w:pPr>
-            <w:r>
-              <w:rPr>
-                <w:rFonts w:ascii="Consolas" w:cs="Consolas" w:eastAsia="Consolas" w:hAnsi="Consolas"/>
-                <w:color w:val="1A1A1A"/>
-                <w:sz w:val="18"/>
-                <w:szCs w:val="18"/>
-              </w:rPr>
-              <w:t xml:space="preserve">      return res.json();</w:t>
-            </w:r>
-          </w:p>
-          <w:p>
-            <w:pPr>
-              <w:spacing w:after="0" w:line="260"/>
-            </w:pPr>
-            <w:r>
-              <w:rPr>
-                <w:rFonts w:ascii="Consolas" w:cs="Consolas" w:eastAsia="Consolas" w:hAnsi="Consolas"/>
-                <w:color w:val="1A1A1A"/>
-                <w:sz w:val="18"/>
-                <w:szCs w:val="18"/>
-              </w:rPr>
+              <w:br/>
+              <w:t xml:space="preserve">      if (!response.ok) throw new Error(`sim: ${response.status}`);</w:t>
+              <w:br/>
+              <w:t xml:space="preserve">      return response.json();</w:t>
+              <w:br/>
               <w:t xml:space="preserve">    },</w:t>
-            </w:r>
-          </w:p>
-          <w:p>
-            <w:pPr>
-              <w:spacing w:after="0" w:line="260"/>
-            </w:pPr>
-            <w:r>
-              <w:rPr>
-                <w:rFonts w:ascii="Consolas" w:cs="Consolas" w:eastAsia="Consolas" w:hAnsi="Consolas"/>
-                <w:color w:val="1A1A1A"/>
-                <w:sz w:val="18"/>
-                <w:szCs w:val="18"/>
-              </w:rPr>
-              <w:t xml:space="preserve">    async simulateTrainingWeek(players, regimen): Promise&lt;FormUpdate[]&gt; {</w:t>
-            </w:r>
-          </w:p>
-          <w:p>
-            <w:pPr>
-              <w:spacing w:after="0" w:line="260"/>
-            </w:pPr>
-            <w:r>
-              <w:rPr>
-                <w:rFonts w:ascii="Consolas" w:cs="Consolas" w:eastAsia="Consolas" w:hAnsi="Consolas"/>
-                <w:color w:val="1A1A1A"/>
-                <w:sz w:val="18"/>
-                <w:szCs w:val="18"/>
-              </w:rPr>
-              <w:t xml:space="preserve">      throw new Error("Python sim service not yet available (v1 uses stub).");</w:t>
-            </w:r>
-          </w:p>
-          <w:p>
-            <w:pPr>
-              <w:spacing w:after="0" w:line="260"/>
-            </w:pPr>
-            <w:r>
-              <w:rPr>
-                <w:rFonts w:ascii="Consolas" w:cs="Consolas" w:eastAsia="Consolas" w:hAnsi="Consolas"/>
-                <w:color w:val="1A1A1A"/>
-                <w:sz w:val="18"/>
-                <w:szCs w:val="18"/>
-              </w:rPr>
-              <w:t xml:space="preserve">    },</w:t>
-            </w:r>
-          </w:p>
-          <w:p>
-            <w:pPr>
-              <w:spacing w:after="0" w:line="260"/>
-            </w:pPr>
-            <w:r>
-              <w:rPr>
-                <w:rFonts w:ascii="Consolas" w:cs="Consolas" w:eastAsia="Consolas" w:hAnsi="Consolas"/>
-                <w:color w:val="1A1A1A"/>
-                <w:sz w:val="18"/>
-                <w:szCs w:val="18"/>
-              </w:rPr>
-              <w:t xml:space="preserve">    async estimateValueBand(player): Promise&lt;ValueBand&gt; {</w:t>
-            </w:r>
-          </w:p>
-          <w:p>
-            <w:pPr>
-              <w:spacing w:after="0" w:line="260"/>
-            </w:pPr>
-            <w:r>
-              <w:rPr>
-                <w:rFonts w:ascii="Consolas" w:cs="Consolas" w:eastAsia="Consolas" w:hAnsi="Consolas"/>
-                <w:color w:val="1A1A1A"/>
-                <w:sz w:val="18"/>
-                <w:szCs w:val="18"/>
-              </w:rPr>
-              <w:t xml:space="preserve">      throw new Error("Python sim service not yet available (v1 uses stub).");</w:t>
-            </w:r>
-          </w:p>
-          <w:p>
-            <w:pPr>
-              <w:spacing w:after="0" w:line="260"/>
-            </w:pPr>
-            <w:r>
-              <w:rPr>
-                <w:rFonts w:ascii="Consolas" w:cs="Consolas" w:eastAsia="Consolas" w:hAnsi="Consolas"/>
-                <w:color w:val="1A1A1A"/>
-                <w:sz w:val="18"/>
-                <w:szCs w:val="18"/>
-              </w:rPr>
-              <w:t xml:space="preserve">    },</w:t>
-            </w:r>
-          </w:p>
-          <w:p>
-            <w:pPr>
-              <w:spacing w:after="0" w:line="260"/>
-            </w:pPr>
-            <w:r>
-              <w:rPr>
-                <w:rFonts w:ascii="Consolas" w:cs="Consolas" w:eastAsia="Consolas" w:hAnsi="Consolas"/>
-                <w:color w:val="1A1A1A"/>
-                <w:sz w:val="18"/>
-                <w:szCs w:val="18"/>
-              </w:rPr>
+              <w:br/>
               <w:t xml:space="preserve">  };</w:t>
-            </w:r>
-          </w:p>
-          <w:p>
-            <w:pPr>
-              <w:spacing w:after="0" w:line="260"/>
-            </w:pPr>
-            <w:r>
-              <w:rPr>
-                <w:rFonts w:ascii="Consolas" w:cs="Consolas" w:eastAsia="Consolas" w:hAnsi="Consolas"/>
-                <w:color w:val="1A1A1A"/>
-                <w:sz w:val="18"/>
-                <w:szCs w:val="18"/>
-              </w:rPr>
-              <w:t xml:space="preserve">}</w:t>
+              <w:br/>
+              <w:t>}</w:t>
             </w:r>
           </w:p>
         </w:tc>
@@ -13926,15 +12962,7 @@
         <w:spacing w:after="120" w:before="280"/>
       </w:pPr>
       <w:r>
-        <w:rPr>
-          <w:rFonts w:ascii="Calibri" w:cs="Calibri" w:eastAsia="Calibri" w:hAnsi="Calibri"/>
-          <w:b/>
-          <w:bCs/>
-          <w:color w:val="1F4E79"/>
-          <w:sz w:val="28"/>
-          <w:szCs w:val="28"/>
-        </w:rPr>
-        <w:t xml:space="preserve">9.4 Selection at Startup</w:t>
+        <w:t>9.4 Future Python Service and Startup Selection</w:t>
       </w:r>
     </w:p>
     <w:p>
@@ -13942,17 +12970,7 @@
         <w:spacing w:after="100" w:before="0" w:line="300"/>
       </w:pPr>
       <w:r>
-        <w:rPr>
-          <w:rFonts w:ascii="Calibri" w:cs="Calibri" w:eastAsia="Calibri" w:hAnsi="Calibri"/>
-          <w:b w:val="false"/>
-          <w:bCs w:val="false"/>
-          <w:i w:val="false"/>
-          <w:iCs w:val="false"/>
-          <w:color w:val="1A1A1A"/>
-          <w:sz w:val="22"/>
-          <w:szCs w:val="22"/>
-        </w:rPr>
-        <w:t xml:space="preserve">The sim implementation is selected by the SIM_ENGINE env var: stub (default) or python. The factory is injected into the application container, and no service code knows which is active.</w:t>
+        <w:t>packages/server/src/sim/pythonClient.ts remains a typed scaffold for a future service. SIM_ENGINE selects the implementation at startup; application services depend only on SimEngine. The TypeScript causal engine is the default and normative v1 implementation.</w:t>
       </w:r>
     </w:p>
     <w:p>
@@ -24128,13 +23146,7 @@
           </w:tcPr>
           <w:p>
             <w:r>
-              <w:rPr>
-                <w:rFonts w:ascii="Calibri" w:cs="Calibri" w:eastAsia="Calibri" w:hAnsi="Calibri"/>
-                <w:color w:val="1A1A1A"/>
-                <w:sz w:val="20"/>
-                <w:szCs w:val="20"/>
-              </w:rPr>
-              <w:t xml:space="preserve">The single architectural seam where HiddenPlayer becomes RenderedPlayer. Enforced by package layout, lint rule, and branded types.</w:t>
+              <w:t>The single public seam where HiddenPlayer becomes RenderedPlayer. The separate server-private simulation compiler may produce SimPlayer inputs only; neither hidden nor simulation inputs may reach routes or web.</w:t>
             </w:r>
           </w:p>
         </w:tc>
@@ -24399,13 +23411,7 @@
           </w:tcPr>
           <w:p>
             <w:r>
-              <w:rPr>
-                <w:rFonts w:ascii="Calibri" w:cs="Calibri" w:eastAsia="Calibri" w:hAnsi="Calibri"/>
-                <w:color w:val="1A1A1A"/>
-                <w:sz w:val="20"/>
-                <w:szCs w:val="20"/>
-              </w:rPr>
-              <w:t xml:space="preserve">Stub Sim</w:t>
+              <w:t>Causal Sim</w:t>
             </w:r>
           </w:p>
         </w:tc>
@@ -24428,13 +23434,7 @@
           </w:tcPr>
           <w:p>
             <w:r>
-              <w:rPr>
-                <w:rFonts w:ascii="Calibri" w:cs="Calibri" w:eastAsia="Calibri" w:hAnsi="Calibri"/>
-                <w:color w:val="1A1A1A"/>
-                <w:sz w:val="20"/>
-                <w:szCs w:val="20"/>
-              </w:rPr>
-              <w:t xml:space="preserve">The deterministic, in-process SimEngine implementation shipped in v1 so the rest of the app can run.</w:t>
+              <w:t>The deterministic, event-driven TypeScript SimEngine implementation shipped in v1.</w:t>
             </w:r>
           </w:p>
         </w:tc>
